--- a/_entregables/documentacion_general_tecnica_seguros_zurich_bice.docx
+++ b/_entregables/documentacion_general_tecnica_seguros_zurich_bice.docx
@@ -993,7 +993,7 @@
           <w:sz w:val="21"/>
           <w:szCs w:val="21"/>
         </w:rPr>
-        <w:t xml:space="preserve">Cinco cotizadores y cuatro trámites en un marco de integración con ruta propia y medición por paso.</w:t>
+        <w:t xml:space="preserve">Cinco cotizadores y cuatro trámites en un marco de integración con ruta propia y medición por paso. Dentro del marco va solo el formulario de Zurich; al lado, la promoción del producto o el aviso del trámite.</w:t>
       </w:r>
     </w:p>
     <w:p>
@@ -1031,7 +1031,7 @@
           <w:sz w:val="21"/>
           <w:szCs w:val="21"/>
         </w:rPr>
-        <w:t xml:space="preserve">Configuración: visibilidad de cada contenido, dirección a embeber por integración, solicitudes recibidas, registro de medición con descarga CSV y lista de pendientes.</w:t>
+        <w:t xml:space="preserve">Configuración: visibilidad de cada contenido, dirección del formulario que se carga dentro del sitio, solicitudes recibidas, registro de medición con descarga CSV y lista de pendientes.</w:t>
       </w:r>
     </w:p>
     <w:p>
@@ -1179,7 +1179,7 @@
           <w:sz w:val="21"/>
           <w:szCs w:val="21"/>
         </w:rPr>
-        <w:t xml:space="preserve">Validar con Zurich y Banco BICE los 43 pendientes listados en Configuración › Pendientes.</w:t>
+        <w:t xml:space="preserve">Validar con Zurich y Banco BICE los 50 pendientes listados en Configuración › Pendientes.</w:t>
       </w:r>
     </w:p>
     <w:p>
@@ -1198,7 +1198,7 @@
           <w:sz w:val="21"/>
           <w:szCs w:val="21"/>
         </w:rPr>
-        <w:t xml:space="preserve">Activar cada integración en Configuración una vez que TI de Zurich confirme que su herramienta puede cargarse dentro de otro sitio.</w:t>
+        <w:t xml:space="preserve">Pegar en Configuración la dirección del formulario de Auto Digital, Hogar Fácil Plus y Protección Urgencias cuando TI de Zurich la entregue: hasta entonces esos tres muestran su primera pantalla.</w:t>
       </w:r>
     </w:p>
     <w:p>
@@ -2069,7 +2069,7 @@
                 <w:sz w:val="18"/>
                 <w:szCs w:val="18"/>
               </w:rPr>
-              <w:t xml:space="preserve">Marco (iframe) con origen permitido + contrato postMessage para medir pasos.</w:t>
+              <w:t xml:space="preserve">Marco (iframe) que carga solo el formulario oficial, nunca la página completa del producto; origen permitido + contrato postMessage para medir pasos.</w:t>
             </w:r>
           </w:p>
         </w:tc>
@@ -2100,7 +2100,7 @@
                 <w:sz w:val="18"/>
                 <w:szCs w:val="18"/>
               </w:rPr>
-              <w:t xml:space="preserve">Sin copiar flujos; el sitio mide sin tocar la herramienta.</w:t>
+              <w:t xml:space="preserve">Sin copiar flujos; la cabecera, los pasos y el pie siguen siendo de la propuesta.</w:t>
             </w:r>
           </w:p>
         </w:tc>
@@ -2262,7 +2262,7 @@
                 <w:sz w:val="18"/>
                 <w:szCs w:val="18"/>
               </w:rPr>
-              <w:t xml:space="preserve">Cabeceras en _headers: CSP estricta, frame-src limitado a zurich.cl.</w:t>
+              <w:t xml:space="preserve">Cabeceras en _headers: CSP estricta, frame-src limitado a zurich.cl, chilena.cl y el CDN de documentos de Zurich. La verificación aplica las mismas cabeceras.</w:t>
             </w:r>
           </w:p>
         </w:tc>
@@ -6761,7 +6761,7 @@
           <w:sz w:val="21"/>
           <w:szCs w:val="21"/>
         </w:rPr>
-        <w:t xml:space="preserve">node _herramientas/verificar.mjs (requiere Playwright con Chromium). Última ejecución: 622 comprobaciones correctas, 0 fallas.</w:t>
+        <w:t xml:space="preserve">node _herramientas/verificar.mjs (requiere Playwright con Chromium). Última ejecución: 637 comprobaciones correctas, 0 fallas.</w:t>
       </w:r>
     </w:p>
     <w:p>
@@ -7502,7 +7502,7 @@
           <w:sz w:val="21"/>
           <w:szCs w:val="21"/>
         </w:rPr>
-        <w:t xml:space="preserve">Contraste AA verificado en 2.901 textos de todas las páginas.</w:t>
+        <w:t xml:space="preserve">Contraste AA verificado en 2.911 textos de todas las páginas.</w:t>
       </w:r>
     </w:p>
     <w:p>
@@ -7590,7 +7590,7 @@
           <w:sz w:val="21"/>
           <w:szCs w:val="21"/>
         </w:rPr>
-        <w:t xml:space="preserve">Política de seguridad de contenido sin scripts ni estilos en línea; marco limitado a zurich.cl y edge.sitecorecloud.io.</w:t>
+        <w:t xml:space="preserve">Política de seguridad de contenido sin scripts ni estilos en línea; marco limitado a zurich.cl, chilena.cl y edge.sitecorecloud.io.</w:t>
       </w:r>
     </w:p>
     <w:p>
@@ -7793,7 +7793,7 @@
                 <w:sz w:val="18"/>
                 <w:szCs w:val="18"/>
               </w:rPr>
-              <w:t xml:space="preserve">Integrar en marco con vista referencial por omisión</w:t>
+              <w:t xml:space="preserve">Dentro del marco, solo el formulario de Zurich; al lado, la promoción o el aviso</w:t>
             </w:r>
           </w:p>
         </w:tc>
@@ -7823,7 +7823,7 @@
                 <w:sz w:val="18"/>
                 <w:szCs w:val="18"/>
               </w:rPr>
-              <w:t xml:space="preserve">Embeber zurich.cl directo</w:t>
+              <w:t xml:space="preserve">Cargar la página completa del producto de zurich.cl</w:t>
             </w:r>
           </w:p>
         </w:tc>
@@ -7853,7 +7853,200 @@
                 <w:sz w:val="18"/>
                 <w:szCs w:val="18"/>
               </w:rPr>
-              <w:t xml:space="preserve">Si el origen bloquea el marco, el recuadro queda en blanco: se valida con TI de Zurich</w:t>
+              <w:t xml:space="preserve">Sin la dirección del formulario, el marco queda en vista referencial (Auto Digital, Hogar, Urgencias)</w:t>
+            </w:r>
+          </w:p>
+        </w:tc>
+      </w:tr>
+      <w:tr>
+        <w:trPr>
+          <w:tblHeader w:val="false"/>
+        </w:trPr>
+        <w:tc>
+          <w:tcPr>
+            <w:tcW w:type="dxa" w:w="3400"/>
+            <w:tcBorders>
+              <w:top w:val="single" w:color="C9D2DC" w:sz="4"/>
+              <w:left w:val="single" w:color="C9D2DC" w:sz="4"/>
+              <w:bottom w:val="single" w:color="C9D2DC" w:sz="4"/>
+              <w:right w:val="single" w:color="C9D2DC" w:sz="4"/>
+            </w:tcBorders>
+            <w:shd w:fill="F3F5F6" w:color="auto" w:val="clear"/>
+            <w:tcMar>
+              <w:top w:type="dxa" w:w="60"/>
+              <w:left w:type="dxa" w:w="100"/>
+              <w:bottom w:type="dxa" w:w="60"/>
+              <w:right w:type="dxa" w:w="100"/>
+            </w:tcMar>
+          </w:tcPr>
+          <w:p>
+            <w:r>
+              <w:rPr>
+                <w:rFonts w:ascii="Arial" w:cs="Arial" w:eastAsia="Arial" w:hAnsi="Arial"/>
+                <w:b w:val="false"/>
+                <w:bCs w:val="false"/>
+                <w:color w:val="23366F"/>
+                <w:sz w:val="18"/>
+                <w:szCs w:val="18"/>
+              </w:rPr>
+              <w:t xml:space="preserve">Pago con el formulario de www9.chilena.cl</w:t>
+            </w:r>
+          </w:p>
+        </w:tc>
+        <w:tc>
+          <w:tcPr>
+            <w:tcW w:type="dxa" w:w="2800"/>
+            <w:tcBorders>
+              <w:top w:val="single" w:color="C9D2DC" w:sz="4"/>
+              <w:left w:val="single" w:color="C9D2DC" w:sz="4"/>
+              <w:bottom w:val="single" w:color="C9D2DC" w:sz="4"/>
+              <w:right w:val="single" w:color="C9D2DC" w:sz="4"/>
+            </w:tcBorders>
+            <w:shd w:fill="F3F5F6" w:color="auto" w:val="clear"/>
+            <w:tcMar>
+              <w:top w:type="dxa" w:w="60"/>
+              <w:left w:type="dxa" w:w="100"/>
+              <w:bottom w:type="dxa" w:w="60"/>
+              <w:right w:type="dxa" w:w="100"/>
+            </w:tcMar>
+          </w:tcPr>
+          <w:p>
+            <w:r>
+              <w:rPr>
+                <w:rFonts w:ascii="Arial" w:cs="Arial" w:eastAsia="Arial" w:hAnsi="Arial"/>
+                <w:b w:val="false"/>
+                <w:bCs w:val="false"/>
+                <w:color w:val="23366F"/>
+                <w:sz w:val="18"/>
+                <w:szCs w:val="18"/>
+              </w:rPr>
+              <w:t xml:space="preserve">Página informativa de pago de zurich.cl</w:t>
+            </w:r>
+          </w:p>
+        </w:tc>
+        <w:tc>
+          <w:tcPr>
+            <w:tcW w:type="dxa" w:w="3438"/>
+            <w:tcBorders>
+              <w:top w:val="single" w:color="C9D2DC" w:sz="4"/>
+              <w:left w:val="single" w:color="C9D2DC" w:sz="4"/>
+              <w:bottom w:val="single" w:color="C9D2DC" w:sz="4"/>
+              <w:right w:val="single" w:color="C9D2DC" w:sz="4"/>
+            </w:tcBorders>
+            <w:shd w:fill="F3F5F6" w:color="auto" w:val="clear"/>
+            <w:tcMar>
+              <w:top w:type="dxa" w:w="60"/>
+              <w:left w:type="dxa" w:w="100"/>
+              <w:bottom w:type="dxa" w:w="60"/>
+              <w:right w:type="dxa" w:w="100"/>
+            </w:tcMar>
+          </w:tcPr>
+          <w:p>
+            <w:r>
+              <w:rPr>
+                <w:rFonts w:ascii="Arial" w:cs="Arial" w:eastAsia="Arial" w:hAnsi="Arial"/>
+                <w:b w:val="false"/>
+                <w:bCs w:val="false"/>
+                <w:color w:val="23366F"/>
+                <w:sz w:val="18"/>
+                <w:szCs w:val="18"/>
+              </w:rPr>
+              <w:t xml:space="preserve">La pasarela de pago puede no cargar dentro del marco: se confirma con TI de Zurich</w:t>
+            </w:r>
+          </w:p>
+        </w:tc>
+      </w:tr>
+      <w:tr>
+        <w:trPr>
+          <w:tblHeader w:val="false"/>
+        </w:trPr>
+        <w:tc>
+          <w:tcPr>
+            <w:tcW w:type="dxa" w:w="3400"/>
+            <w:tcBorders>
+              <w:top w:val="single" w:color="C9D2DC" w:sz="4"/>
+              <w:left w:val="single" w:color="C9D2DC" w:sz="4"/>
+              <w:bottom w:val="single" w:color="C9D2DC" w:sz="4"/>
+              <w:right w:val="single" w:color="C9D2DC" w:sz="4"/>
+            </w:tcBorders>
+            <w:tcMar>
+              <w:top w:type="dxa" w:w="60"/>
+              <w:left w:type="dxa" w:w="100"/>
+              <w:bottom w:type="dxa" w:w="60"/>
+              <w:right w:type="dxa" w:w="100"/>
+            </w:tcMar>
+          </w:tcPr>
+          <w:p>
+            <w:r>
+              <w:rPr>
+                <w:rFonts w:ascii="Arial" w:cs="Arial" w:eastAsia="Arial" w:hAnsi="Arial"/>
+                <w:b w:val="false"/>
+                <w:bCs w:val="false"/>
+                <w:color w:val="23366F"/>
+                <w:sz w:val="18"/>
+                <w:szCs w:val="18"/>
+              </w:rPr>
+              <w:t xml:space="preserve">Cargar dentro del sitio lo que ya se pudo revisar</w:t>
+            </w:r>
+          </w:p>
+        </w:tc>
+        <w:tc>
+          <w:tcPr>
+            <w:tcW w:type="dxa" w:w="2800"/>
+            <w:tcBorders>
+              <w:top w:val="single" w:color="C9D2DC" w:sz="4"/>
+              <w:left w:val="single" w:color="C9D2DC" w:sz="4"/>
+              <w:bottom w:val="single" w:color="C9D2DC" w:sz="4"/>
+              <w:right w:val="single" w:color="C9D2DC" w:sz="4"/>
+            </w:tcBorders>
+            <w:tcMar>
+              <w:top w:type="dxa" w:w="60"/>
+              <w:left w:type="dxa" w:w="100"/>
+              <w:bottom w:type="dxa" w:w="60"/>
+              <w:right w:type="dxa" w:w="100"/>
+            </w:tcMar>
+          </w:tcPr>
+          <w:p>
+            <w:r>
+              <w:rPr>
+                <w:rFonts w:ascii="Arial" w:cs="Arial" w:eastAsia="Arial" w:hAnsi="Arial"/>
+                <w:b w:val="false"/>
+                <w:bCs w:val="false"/>
+                <w:color w:val="23366F"/>
+                <w:sz w:val="18"/>
+                <w:szCs w:val="18"/>
+              </w:rPr>
+              <w:t xml:space="preserve">Esperar la validación de TI para todo</w:t>
+            </w:r>
+          </w:p>
+        </w:tc>
+        <w:tc>
+          <w:tcPr>
+            <w:tcW w:type="dxa" w:w="3438"/>
+            <w:tcBorders>
+              <w:top w:val="single" w:color="C9D2DC" w:sz="4"/>
+              <w:left w:val="single" w:color="C9D2DC" w:sz="4"/>
+              <w:bottom w:val="single" w:color="C9D2DC" w:sz="4"/>
+              <w:right w:val="single" w:color="C9D2DC" w:sz="4"/>
+            </w:tcBorders>
+            <w:tcMar>
+              <w:top w:type="dxa" w:w="60"/>
+              <w:left w:type="dxa" w:w="100"/>
+              <w:bottom w:type="dxa" w:w="60"/>
+              <w:right w:type="dxa" w:w="100"/>
+            </w:tcMar>
+          </w:tcPr>
+          <w:p>
+            <w:r>
+              <w:rPr>
+                <w:rFonts w:ascii="Arial" w:cs="Arial" w:eastAsia="Arial" w:hAnsi="Arial"/>
+                <w:b w:val="false"/>
+                <w:bCs w:val="false"/>
+                <w:color w:val="23366F"/>
+                <w:sz w:val="18"/>
+                <w:szCs w:val="18"/>
+              </w:rPr>
+              <w:t xml:space="preserve">soap.zurich.cl no se pudo revisar: si no carga, se apaga en Configuración</w:t>
             </w:r>
           </w:p>
         </w:tc>
@@ -8757,6 +8950,260 @@
                 <w:szCs w:val="18"/>
               </w:rPr>
               <w:t xml:space="preserve">Contenido oficial de 8 productos, 4 servicios y Mundo Zurich, ordenado: gancho y precio arriba, luego beneficios, coberturas, condiciones, precio, preguntas y cierre</w:t>
+            </w:r>
+          </w:p>
+        </w:tc>
+      </w:tr>
+      <w:tr>
+        <w:trPr>
+          <w:tblHeader w:val="false"/>
+        </w:trPr>
+        <w:tc>
+          <w:tcPr>
+            <w:tcW w:type="dxa" w:w="1300"/>
+            <w:tcBorders>
+              <w:top w:val="single" w:color="C9D2DC" w:sz="4"/>
+              <w:left w:val="single" w:color="C9D2DC" w:sz="4"/>
+              <w:bottom w:val="single" w:color="C9D2DC" w:sz="4"/>
+              <w:right w:val="single" w:color="C9D2DC" w:sz="4"/>
+            </w:tcBorders>
+            <w:tcMar>
+              <w:top w:type="dxa" w:w="60"/>
+              <w:left w:type="dxa" w:w="100"/>
+              <w:bottom w:type="dxa" w:w="60"/>
+              <w:right w:type="dxa" w:w="100"/>
+            </w:tcMar>
+          </w:tcPr>
+          <w:p>
+            <w:r>
+              <w:rPr>
+                <w:rFonts w:ascii="Arial" w:cs="Arial" w:eastAsia="Arial" w:hAnsi="Arial"/>
+                <w:b w:val="false"/>
+                <w:bCs w:val="false"/>
+                <w:color w:val="23366F"/>
+                <w:sz w:val="18"/>
+                <w:szCs w:val="18"/>
+              </w:rPr>
+              <w:t xml:space="preserve">9-10-2026</w:t>
+            </w:r>
+          </w:p>
+        </w:tc>
+        <w:tc>
+          <w:tcPr>
+            <w:tcW w:type="dxa" w:w="1500"/>
+            <w:tcBorders>
+              <w:top w:val="single" w:color="C9D2DC" w:sz="4"/>
+              <w:left w:val="single" w:color="C9D2DC" w:sz="4"/>
+              <w:bottom w:val="single" w:color="C9D2DC" w:sz="4"/>
+              <w:right w:val="single" w:color="C9D2DC" w:sz="4"/>
+            </w:tcBorders>
+            <w:tcMar>
+              <w:top w:type="dxa" w:w="60"/>
+              <w:left w:type="dxa" w:w="100"/>
+              <w:bottom w:type="dxa" w:w="60"/>
+              <w:right w:type="dxa" w:w="100"/>
+            </w:tcMar>
+          </w:tcPr>
+          <w:p>
+            <w:r>
+              <w:rPr>
+                <w:rFonts w:ascii="Arial" w:cs="Arial" w:eastAsia="Arial" w:hAnsi="Arial"/>
+                <w:b w:val="false"/>
+                <w:bCs w:val="false"/>
+                <w:color w:val="23366F"/>
+                <w:sz w:val="18"/>
+                <w:szCs w:val="18"/>
+              </w:rPr>
+              <w:t xml:space="preserve">Claude Code</w:t>
+            </w:r>
+          </w:p>
+        </w:tc>
+        <w:tc>
+          <w:tcPr>
+            <w:tcW w:type="dxa" w:w="3500"/>
+            <w:tcBorders>
+              <w:top w:val="single" w:color="C9D2DC" w:sz="4"/>
+              <w:left w:val="single" w:color="C9D2DC" w:sz="4"/>
+              <w:bottom w:val="single" w:color="C9D2DC" w:sz="4"/>
+              <w:right w:val="single" w:color="C9D2DC" w:sz="4"/>
+            </w:tcBorders>
+            <w:tcMar>
+              <w:top w:type="dxa" w:w="60"/>
+              <w:left w:type="dxa" w:w="100"/>
+              <w:bottom w:type="dxa" w:w="60"/>
+              <w:right w:type="dxa" w:w="100"/>
+            </w:tcMar>
+          </w:tcPr>
+          <w:p>
+            <w:r>
+              <w:rPr>
+                <w:rFonts w:ascii="Arial" w:cs="Arial" w:eastAsia="Arial" w:hAnsi="Arial"/>
+                <w:b w:val="false"/>
+                <w:bCs w:val="false"/>
+                <w:color w:val="23366F"/>
+                <w:sz w:val="18"/>
+                <w:szCs w:val="18"/>
+              </w:rPr>
+              <w:t xml:space="preserve">Intentar embeber los cotizadores y las herramientas de siniestro</w:t>
+            </w:r>
+          </w:p>
+        </w:tc>
+        <w:tc>
+          <w:tcPr>
+            <w:tcW w:type="dxa" w:w="3338"/>
+            <w:tcBorders>
+              <w:top w:val="single" w:color="C9D2DC" w:sz="4"/>
+              <w:left w:val="single" w:color="C9D2DC" w:sz="4"/>
+              <w:bottom w:val="single" w:color="C9D2DC" w:sz="4"/>
+              <w:right w:val="single" w:color="C9D2DC" w:sz="4"/>
+            </w:tcBorders>
+            <w:tcMar>
+              <w:top w:type="dxa" w:w="60"/>
+              <w:left w:type="dxa" w:w="100"/>
+              <w:bottom w:type="dxa" w:w="60"/>
+              <w:right w:type="dxa" w:w="100"/>
+            </w:tcMar>
+          </w:tcPr>
+          <w:p>
+            <w:r>
+              <w:rPr>
+                <w:rFonts w:ascii="Arial" w:cs="Arial" w:eastAsia="Arial" w:hAnsi="Arial"/>
+                <w:b w:val="false"/>
+                <w:bCs w:val="false"/>
+                <w:color w:val="23366F"/>
+                <w:sz w:val="18"/>
+                <w:szCs w:val="18"/>
+              </w:rPr>
+              <w:t xml:space="preserve">Revisión de las cabeceras de cada herramienta: todas las revisadas permiten cargarse dentro de otro sitio; soap.zurich.cl no se pudo revisar</w:t>
+            </w:r>
+          </w:p>
+        </w:tc>
+      </w:tr>
+      <w:tr>
+        <w:trPr>
+          <w:tblHeader w:val="false"/>
+        </w:trPr>
+        <w:tc>
+          <w:tcPr>
+            <w:tcW w:type="dxa" w:w="1300"/>
+            <w:tcBorders>
+              <w:top w:val="single" w:color="C9D2DC" w:sz="4"/>
+              <w:left w:val="single" w:color="C9D2DC" w:sz="4"/>
+              <w:bottom w:val="single" w:color="C9D2DC" w:sz="4"/>
+              <w:right w:val="single" w:color="C9D2DC" w:sz="4"/>
+            </w:tcBorders>
+            <w:shd w:fill="F3F5F6" w:color="auto" w:val="clear"/>
+            <w:tcMar>
+              <w:top w:type="dxa" w:w="60"/>
+              <w:left w:type="dxa" w:w="100"/>
+              <w:bottom w:type="dxa" w:w="60"/>
+              <w:right w:type="dxa" w:w="100"/>
+            </w:tcMar>
+          </w:tcPr>
+          <w:p>
+            <w:r>
+              <w:rPr>
+                <w:rFonts w:ascii="Arial" w:cs="Arial" w:eastAsia="Arial" w:hAnsi="Arial"/>
+                <w:b w:val="false"/>
+                <w:bCs w:val="false"/>
+                <w:color w:val="23366F"/>
+                <w:sz w:val="18"/>
+                <w:szCs w:val="18"/>
+              </w:rPr>
+              <w:t xml:space="preserve">9-10-2026</w:t>
+            </w:r>
+          </w:p>
+        </w:tc>
+        <w:tc>
+          <w:tcPr>
+            <w:tcW w:type="dxa" w:w="1500"/>
+            <w:tcBorders>
+              <w:top w:val="single" w:color="C9D2DC" w:sz="4"/>
+              <w:left w:val="single" w:color="C9D2DC" w:sz="4"/>
+              <w:bottom w:val="single" w:color="C9D2DC" w:sz="4"/>
+              <w:right w:val="single" w:color="C9D2DC" w:sz="4"/>
+            </w:tcBorders>
+            <w:shd w:fill="F3F5F6" w:color="auto" w:val="clear"/>
+            <w:tcMar>
+              <w:top w:type="dxa" w:w="60"/>
+              <w:left w:type="dxa" w:w="100"/>
+              <w:bottom w:type="dxa" w:w="60"/>
+              <w:right w:type="dxa" w:w="100"/>
+            </w:tcMar>
+          </w:tcPr>
+          <w:p>
+            <w:r>
+              <w:rPr>
+                <w:rFonts w:ascii="Arial" w:cs="Arial" w:eastAsia="Arial" w:hAnsi="Arial"/>
+                <w:b w:val="false"/>
+                <w:bCs w:val="false"/>
+                <w:color w:val="23366F"/>
+                <w:sz w:val="18"/>
+                <w:szCs w:val="18"/>
+              </w:rPr>
+              <w:t xml:space="preserve">Claude Code</w:t>
+            </w:r>
+          </w:p>
+        </w:tc>
+        <w:tc>
+          <w:tcPr>
+            <w:tcW w:type="dxa" w:w="3500"/>
+            <w:tcBorders>
+              <w:top w:val="single" w:color="C9D2DC" w:sz="4"/>
+              <w:left w:val="single" w:color="C9D2DC" w:sz="4"/>
+              <w:bottom w:val="single" w:color="C9D2DC" w:sz="4"/>
+              <w:right w:val="single" w:color="C9D2DC" w:sz="4"/>
+            </w:tcBorders>
+            <w:shd w:fill="F3F5F6" w:color="auto" w:val="clear"/>
+            <w:tcMar>
+              <w:top w:type="dxa" w:w="60"/>
+              <w:left w:type="dxa" w:w="100"/>
+              <w:bottom w:type="dxa" w:w="60"/>
+              <w:right w:type="dxa" w:w="100"/>
+            </w:tcMar>
+          </w:tcPr>
+          <w:p>
+            <w:r>
+              <w:rPr>
+                <w:rFonts w:ascii="Arial" w:cs="Arial" w:eastAsia="Arial" w:hAnsi="Arial"/>
+                <w:b w:val="false"/>
+                <w:bCs w:val="false"/>
+                <w:color w:val="23366F"/>
+                <w:sz w:val="18"/>
+                <w:szCs w:val="18"/>
+              </w:rPr>
+              <w:t xml:space="preserve">Usar solo la parte del formulario o del flujo, con el flujo a un lado y una promoción o un aviso al otro</w:t>
+            </w:r>
+          </w:p>
+        </w:tc>
+        <w:tc>
+          <w:tcPr>
+            <w:tcW w:type="dxa" w:w="3338"/>
+            <w:tcBorders>
+              <w:top w:val="single" w:color="C9D2DC" w:sz="4"/>
+              <w:left w:val="single" w:color="C9D2DC" w:sz="4"/>
+              <w:bottom w:val="single" w:color="C9D2DC" w:sz="4"/>
+              <w:right w:val="single" w:color="C9D2DC" w:sz="4"/>
+            </w:tcBorders>
+            <w:shd w:fill="F3F5F6" w:color="auto" w:val="clear"/>
+            <w:tcMar>
+              <w:top w:type="dxa" w:w="60"/>
+              <w:left w:type="dxa" w:w="100"/>
+              <w:bottom w:type="dxa" w:w="60"/>
+              <w:right w:type="dxa" w:w="100"/>
+            </w:tcMar>
+          </w:tcPr>
+          <w:p>
+            <w:r>
+              <w:rPr>
+                <w:rFonts w:ascii="Arial" w:cs="Arial" w:eastAsia="Arial" w:hAnsi="Arial"/>
+                <w:b w:val="false"/>
+                <w:bCs w:val="false"/>
+                <w:color w:val="23366F"/>
+                <w:sz w:val="18"/>
+                <w:szCs w:val="18"/>
+              </w:rPr>
+              <w:t xml:space="preserve">Seis herramientas cargan solo su formulario; tres quedan en vista referencial hasta tener esa dirección; promoción o aviso al costado</w:t>
             </w:r>
           </w:p>
         </w:tc>
@@ -8833,7 +9280,7 @@
           <w:sz w:val="21"/>
           <w:szCs w:val="21"/>
         </w:rPr>
-        <w:t xml:space="preserve">Pendientes: 43 definiciones antes de producción (Configuración › Pendientes). Las principales: autenticación definitiva, permisos de marco de cada herramienta, herramienta de analítica, textos legales, canales de Banco BICE, nombres oficiales (Protección Urgencias, Oncológico Familiar Directo, Mi Vida + Salud), destino de denuncia de vida y de reembolso, vigencia de promociones.</w:t>
+        <w:t xml:space="preserve">Pendientes: 50 definiciones antes de producción (Configuración › Pendientes). Las principales: autenticación definitiva, dirección del formulario de tres cotizadores y funcionamiento de cada herramienta dentro del marco (sesión, Safari, pasarela de pago), herramienta de analítica, textos legales, canales de Banco BICE, nombres oficiales (Protección Urgencias, Oncológico Familiar Directo, Mi Vida + Salud), destino de denuncia de vida y de reembolso, vigencia de promociones.</w:t>
       </w:r>
     </w:p>
     <w:p>
@@ -9059,6 +9506,104 @@
                 <w:szCs w:val="18"/>
               </w:rPr>
               <w:t xml:space="preserve">Creación del prototipo completo, verificación integral y entregables</w:t>
+            </w:r>
+          </w:p>
+        </w:tc>
+      </w:tr>
+      <w:tr>
+        <w:trPr>
+          <w:tblHeader w:val="false"/>
+        </w:trPr>
+        <w:tc>
+          <w:tcPr>
+            <w:tcW w:type="dxa" w:w="1300"/>
+            <w:tcBorders>
+              <w:top w:val="single" w:color="C9D2DC" w:sz="4"/>
+              <w:left w:val="single" w:color="C9D2DC" w:sz="4"/>
+              <w:bottom w:val="single" w:color="C9D2DC" w:sz="4"/>
+              <w:right w:val="single" w:color="C9D2DC" w:sz="4"/>
+            </w:tcBorders>
+            <w:shd w:fill="F3F5F6" w:color="auto" w:val="clear"/>
+            <w:tcMar>
+              <w:top w:type="dxa" w:w="60"/>
+              <w:left w:type="dxa" w:w="100"/>
+              <w:bottom w:type="dxa" w:w="60"/>
+              <w:right w:type="dxa" w:w="100"/>
+            </w:tcMar>
+          </w:tcPr>
+          <w:p>
+            <w:r>
+              <w:rPr>
+                <w:rFonts w:ascii="Arial" w:cs="Arial" w:eastAsia="Arial" w:hAnsi="Arial"/>
+                <w:b w:val="false"/>
+                <w:bCs w:val="false"/>
+                <w:color w:val="23366F"/>
+                <w:sz w:val="18"/>
+                <w:szCs w:val="18"/>
+              </w:rPr>
+              <w:t xml:space="preserve">1.1</w:t>
+            </w:r>
+          </w:p>
+        </w:tc>
+        <w:tc>
+          <w:tcPr>
+            <w:tcW w:type="dxa" w:w="2600"/>
+            <w:tcBorders>
+              <w:top w:val="single" w:color="C9D2DC" w:sz="4"/>
+              <w:left w:val="single" w:color="C9D2DC" w:sz="4"/>
+              <w:bottom w:val="single" w:color="C9D2DC" w:sz="4"/>
+              <w:right w:val="single" w:color="C9D2DC" w:sz="4"/>
+            </w:tcBorders>
+            <w:shd w:fill="F3F5F6" w:color="auto" w:val="clear"/>
+            <w:tcMar>
+              <w:top w:type="dxa" w:w="60"/>
+              <w:left w:type="dxa" w:w="100"/>
+              <w:bottom w:type="dxa" w:w="60"/>
+              <w:right w:type="dxa" w:w="100"/>
+            </w:tcMar>
+          </w:tcPr>
+          <w:p>
+            <w:r>
+              <w:rPr>
+                <w:rFonts w:ascii="Arial" w:cs="Arial" w:eastAsia="Arial" w:hAnsi="Arial"/>
+                <w:b w:val="false"/>
+                <w:bCs w:val="false"/>
+                <w:color w:val="23366F"/>
+                <w:sz w:val="18"/>
+                <w:szCs w:val="18"/>
+              </w:rPr>
+              <w:t xml:space="preserve">9 de octubre de 2026</w:t>
+            </w:r>
+          </w:p>
+        </w:tc>
+        <w:tc>
+          <w:tcPr>
+            <w:tcW w:type="dxa" w:w="5738"/>
+            <w:tcBorders>
+              <w:top w:val="single" w:color="C9D2DC" w:sz="4"/>
+              <w:left w:val="single" w:color="C9D2DC" w:sz="4"/>
+              <w:bottom w:val="single" w:color="C9D2DC" w:sz="4"/>
+              <w:right w:val="single" w:color="C9D2DC" w:sz="4"/>
+            </w:tcBorders>
+            <w:shd w:fill="F3F5F6" w:color="auto" w:val="clear"/>
+            <w:tcMar>
+              <w:top w:type="dxa" w:w="60"/>
+              <w:left w:type="dxa" w:w="100"/>
+              <w:bottom w:type="dxa" w:w="60"/>
+              <w:right w:type="dxa" w:w="100"/>
+            </w:tcMar>
+          </w:tcPr>
+          <w:p>
+            <w:r>
+              <w:rPr>
+                <w:rFonts w:ascii="Arial" w:cs="Arial" w:eastAsia="Arial" w:hAnsi="Arial"/>
+                <w:b w:val="false"/>
+                <w:bCs w:val="false"/>
+                <w:color w:val="23366F"/>
+                <w:sz w:val="18"/>
+                <w:szCs w:val="18"/>
+              </w:rPr>
+              <w:t xml:space="preserve">Cotizadores y trámites dentro del sitio: solo el formulario de Zurich, con la promoción o el aviso al lado</w:t>
             </w:r>
           </w:p>
         </w:tc>

--- a/_entregables/documentacion_general_tecnica_seguros_zurich_bice.docx
+++ b/_entregables/documentacion_general_tecnica_seguros_zurich_bice.docx
@@ -32,7 +32,7 @@
           <w:sz w:val="24"/>
           <w:szCs w:val="24"/>
         </w:rPr>
-        <w:t xml:space="preserve">Mini sitio de seguros Zurich para clientes de Banco BICE · versión 1.0 · 9 de octubre de 2026</w:t>
+        <w:t xml:space="preserve">Mini sitio de seguros Zurich para clientes de Banco BICE · versión 1.2 · 10 de octubre de 2026</w:t>
       </w:r>
     </w:p>
     <w:p>
@@ -394,7 +394,7 @@
                 <w:sz w:val="18"/>
                 <w:szCs w:val="18"/>
               </w:rPr>
-              <w:t xml:space="preserve">1.0 · 9 de octubre de 2026</w:t>
+              <w:t xml:space="preserve">1.2 · 10 de octubre de 2026</w:t>
             </w:r>
           </w:p>
         </w:tc>
@@ -883,7 +883,7 @@
           <w:sz w:val="21"/>
           <w:szCs w:val="21"/>
         </w:rPr>
-        <w:t xml:space="preserve">Resultados: cotización iniciada en la herramienta oficial de Zurich, solicitud de asesoría registrada, eventos de medición por página, clic y paso.</w:t>
+        <w:t xml:space="preserve">Resultados: cotización iniciada en la herramienta oficial de Zurich (en la maqueta, contratación completa en los cotizadores de demostración), solicitud de asesoría registrada, eventos de medición por página, clic y paso.</w:t>
       </w:r>
     </w:p>
     <w:p>
@@ -1012,6 +1012,25 @@
           <w:sz w:val="21"/>
           <w:szCs w:val="21"/>
         </w:rPr>
+        <w:t xml:space="preserve">Tres cotizadores de demostración que funcionan de punta a punta dentro del marco: Auto Digital y Hogar Fácil Plus (flujo del piloto de ecommerce, vestido de Zurich) y Protección Urgencias (armado con las mismas piezas). Datos, día de cargo, contratos, firma con cédula, pago simulado y póliza con comprobante. Coberturas, precios publicados y promoción salen del catálogo; datos ficticios y sin cobro.</w:t>
+      </w:r>
+    </w:p>
+    <w:p>
+      <w:pPr>
+        <w:pStyle w:val="ListParagraph"/>
+        <w:numPr>
+          <w:ilvl w:val="0"/>
+          <w:numId w:val="2"/>
+        </w:numPr>
+        <w:spacing w:after="80" w:line="290"/>
+      </w:pPr>
+      <w:r>
+        <w:rPr>
+          <w:rFonts w:ascii="Arial" w:cs="Arial" w:eastAsia="Arial" w:hAnsi="Arial"/>
+          <w:color w:val="23366F"/>
+          <w:sz w:val="21"/>
+          <w:szCs w:val="21"/>
+        </w:rPr>
         <w:t xml:space="preserve">Tres formularios de asesoría con validación y confirmación con ruta propia.</w:t>
       </w:r>
     </w:p>
@@ -1086,7 +1105,7 @@
           <w:sz w:val="21"/>
           <w:szCs w:val="21"/>
         </w:rPr>
-        <w:t xml:space="preserve">No reconstruye cotizadores, pagos ni denuncias: los integra desde las herramientas oficiales (regla del brief).</w:t>
+        <w:t xml:space="preserve">No reconstruye cotizadores, pagos ni denuncias: los integra desde las herramientas oficiales (regla del brief). Excepción decidida por el dueño del proyecto para la maqueta: los tres cotizadores de demostración, que en producción se reemplazan por los oficiales.</w:t>
       </w:r>
     </w:p>
     <w:p>
@@ -1179,7 +1198,7 @@
           <w:sz w:val="21"/>
           <w:szCs w:val="21"/>
         </w:rPr>
-        <w:t xml:space="preserve">Validar con Zurich y Banco BICE los 50 pendientes listados en Configuración › Pendientes.</w:t>
+        <w:t xml:space="preserve">Validar con Zurich y Banco BICE los 54 pendientes listados en Configuración › Pendientes.</w:t>
       </w:r>
     </w:p>
     <w:p>
@@ -1198,7 +1217,7 @@
           <w:sz w:val="21"/>
           <w:szCs w:val="21"/>
         </w:rPr>
-        <w:t xml:space="preserve">Pegar en Configuración la dirección del formulario de Auto Digital, Hogar Fácil Plus y Protección Urgencias cuando TI de Zurich la entregue: hasta entonces esos tres muestran su primera pantalla.</w:t>
+        <w:t xml:space="preserve">Pegar en Configuración la dirección del formulario oficial de Auto Digital, Hogar Fácil Plus y Protección Urgencias cuando TI de Zurich la entregue: hasta entonces esos tres cargan su cotizador de demostración.</w:t>
       </w:r>
     </w:p>
     <w:p>
@@ -2069,7 +2088,7 @@
                 <w:sz w:val="18"/>
                 <w:szCs w:val="18"/>
               </w:rPr>
-              <w:t xml:space="preserve">Marco (iframe) que carga solo el formulario oficial, nunca la página completa del producto; origen permitido + contrato postMessage para medir pasos.</w:t>
+              <w:t xml:space="preserve">Marco (iframe) que carga solo el formulario oficial, nunca la página completa del producto; origen permitido + contrato postMessage para medir pasos. Los cotizadores de demostración (/herramientas/) cumplen el mismo contrato.</w:t>
             </w:r>
           </w:p>
         </w:tc>
@@ -2262,7 +2281,7 @@
                 <w:sz w:val="18"/>
                 <w:szCs w:val="18"/>
               </w:rPr>
-              <w:t xml:space="preserve">Cabeceras en _headers: CSP estricta, frame-src limitado a zurich.cl, chilena.cl y el CDN de documentos de Zurich. La verificación aplica las mismas cabeceras.</w:t>
+              <w:t xml:space="preserve">Cabeceras en _headers: CSP estricta, frame-src limitado a zurich.cl, chilena.cl, el CDN de documentos de Zurich y el propio sitio (cotizadores de demostración). La verificación aplica las mismas cabeceras.</w:t>
             </w:r>
           </w:p>
         </w:tc>
@@ -3255,7 +3274,7 @@
                 <w:sz w:val="18"/>
                 <w:szCs w:val="18"/>
               </w:rPr>
-              <w:t xml:space="preserve">servicios/…, alianza/, mundo-zurich/</w:t>
+              <w:t xml:space="preserve">herramientas/…</w:t>
             </w:r>
           </w:p>
         </w:tc>
@@ -3286,7 +3305,7 @@
                 <w:sz w:val="18"/>
                 <w:szCs w:val="18"/>
               </w:rPr>
-              <w:t xml:space="preserve">Trámites, alianza y programa de beneficios</w:t>
+              <w:t xml:space="preserve">Cotizadores de demostración: Auto Digital, Hogar Fácil Plus y Protección Urgencias, con su código y estilos en herramientas/assets</w:t>
             </w:r>
           </w:p>
         </w:tc>
@@ -3321,7 +3340,7 @@
                 <w:sz w:val="18"/>
                 <w:szCs w:val="18"/>
               </w:rPr>
-              <w:t xml:space="preserve">assets/css/sitio.css</w:t>
+              <w:t xml:space="preserve">servicios/…, alianza/, mundo-zurich/</w:t>
             </w:r>
           </w:p>
         </w:tc>
@@ -3351,7 +3370,7 @@
                 <w:sz w:val="18"/>
                 <w:szCs w:val="18"/>
               </w:rPr>
-              <w:t xml:space="preserve">Sistema visual completo con tokens de marca</w:t>
+              <w:t xml:space="preserve">Trámites, alianza y programa de beneficios</w:t>
             </w:r>
           </w:p>
         </w:tc>
@@ -3387,7 +3406,7 @@
                 <w:sz w:val="18"/>
                 <w:szCs w:val="18"/>
               </w:rPr>
-              <w:t xml:space="preserve">assets/js/entrada.js</w:t>
+              <w:t xml:space="preserve">assets/css/sitio.css</w:t>
             </w:r>
           </w:p>
         </w:tc>
@@ -3418,7 +3437,7 @@
                 <w:sz w:val="18"/>
                 <w:szCs w:val="18"/>
               </w:rPr>
-              <w:t xml:space="preserve">Arranque común: sesión, perfil, marco, módulo de página y medición</w:t>
+              <w:t xml:space="preserve">Sistema visual completo con tokens de marca</w:t>
             </w:r>
           </w:p>
         </w:tc>
@@ -3453,7 +3472,7 @@
                 <w:sz w:val="18"/>
                 <w:szCs w:val="18"/>
               </w:rPr>
-              <w:t xml:space="preserve">assets/js/catalogo.js</w:t>
+              <w:t xml:space="preserve">assets/js/entrada.js</w:t>
             </w:r>
           </w:p>
         </w:tc>
@@ -3483,7 +3502,7 @@
                 <w:sz w:val="18"/>
                 <w:szCs w:val="18"/>
               </w:rPr>
-              <w:t xml:space="preserve">Contenido oficial: productos, servicios, promociones, Mundo Zurich, alianza</w:t>
+              <w:t xml:space="preserve">Arranque común: sesión, perfil, marco, módulo de página y medición</w:t>
             </w:r>
           </w:p>
         </w:tc>
@@ -3519,7 +3538,7 @@
                 <w:sz w:val="18"/>
                 <w:szCs w:val="18"/>
               </w:rPr>
-              <w:t xml:space="preserve">assets/js/marco.js, piezas.js, ui.js</w:t>
+              <w:t xml:space="preserve">assets/js/catalogo.js</w:t>
             </w:r>
           </w:p>
         </w:tc>
@@ -3550,7 +3569,7 @@
                 <w:sz w:val="18"/>
                 <w:szCs w:val="18"/>
               </w:rPr>
-              <w:t xml:space="preserve">Cabecera, pie, migas, tarjetas, íconos y utilidades</w:t>
+              <w:t xml:space="preserve">Contenido oficial: productos, servicios, promociones, Mundo Zurich, alianza</w:t>
             </w:r>
           </w:p>
         </w:tc>
@@ -3585,7 +3604,7 @@
                 <w:sz w:val="18"/>
                 <w:szCs w:val="18"/>
               </w:rPr>
-              <w:t xml:space="preserve">assets/js/sesion.js, estado.js, almacen.js</w:t>
+              <w:t xml:space="preserve">assets/js/marco.js, piezas.js, ui.js</w:t>
             </w:r>
           </w:p>
         </w:tc>
@@ -3615,7 +3634,7 @@
                 <w:sz w:val="18"/>
                 <w:szCs w:val="18"/>
               </w:rPr>
-              <w:t xml:space="preserve">Sesión, ajustes del administrador, solicitudes y almacenamiento con vencimiento</w:t>
+              <w:t xml:space="preserve">Cabecera, pie, migas, tarjetas, íconos y utilidades</w:t>
             </w:r>
           </w:p>
         </w:tc>
@@ -3651,7 +3670,7 @@
                 <w:sz w:val="18"/>
                 <w:szCs w:val="18"/>
               </w:rPr>
-              <w:t xml:space="preserve">assets/js/medicion.js</w:t>
+              <w:t xml:space="preserve">assets/js/sesion.js, estado.js, almacen.js</w:t>
             </w:r>
           </w:p>
         </w:tc>
@@ -3682,7 +3701,7 @@
                 <w:sz w:val="18"/>
                 <w:szCs w:val="18"/>
               </w:rPr>
-              <w:t xml:space="preserve">Convención de eventos, dataLayer y registro local</w:t>
+              <w:t xml:space="preserve">Sesión, ajustes del administrador, solicitudes y almacenamiento con vencimiento</w:t>
             </w:r>
           </w:p>
         </w:tc>
@@ -3717,7 +3736,7 @@
                 <w:sz w:val="18"/>
                 <w:szCs w:val="18"/>
               </w:rPr>
-              <w:t xml:space="preserve">assets/js/paginas/*.js</w:t>
+              <w:t xml:space="preserve">assets/js/medicion.js</w:t>
             </w:r>
           </w:p>
         </w:tc>
@@ -3747,7 +3766,7 @@
                 <w:sz w:val="18"/>
                 <w:szCs w:val="18"/>
               </w:rPr>
-              <w:t xml:space="preserve">Un módulo por tipo de página (13)</w:t>
+              <w:t xml:space="preserve">Convención de eventos, dataLayer y registro local</w:t>
             </w:r>
           </w:p>
         </w:tc>
@@ -3783,7 +3802,7 @@
                 <w:sz w:val="18"/>
                 <w:szCs w:val="18"/>
               </w:rPr>
-              <w:t xml:space="preserve">assets/img/marca, assets/img/fotos</w:t>
+              <w:t xml:space="preserve">assets/js/paginas/*.js</w:t>
             </w:r>
           </w:p>
         </w:tc>
@@ -3814,7 +3833,7 @@
                 <w:sz w:val="18"/>
                 <w:szCs w:val="18"/>
               </w:rPr>
-              <w:t xml:space="preserve">Logos oficiales Zurich y Banco BICE, favicon, fotos web</w:t>
+              <w:t xml:space="preserve">Un módulo por tipo de página (13)</w:t>
             </w:r>
           </w:p>
         </w:tc>
@@ -3849,7 +3868,7 @@
                 <w:sz w:val="18"/>
                 <w:szCs w:val="18"/>
               </w:rPr>
-              <w:t xml:space="preserve">_headers</w:t>
+              <w:t xml:space="preserve">assets/img/marca, assets/img/fotos</w:t>
             </w:r>
           </w:p>
         </w:tc>
@@ -3879,7 +3898,7 @@
                 <w:sz w:val="18"/>
                 <w:szCs w:val="18"/>
               </w:rPr>
-              <w:t xml:space="preserve">Cabeceras de seguridad para Cloudflare Pages</w:t>
+              <w:t xml:space="preserve">Logos oficiales Zurich y Banco BICE, favicon, fotos web</w:t>
             </w:r>
           </w:p>
         </w:tc>
@@ -3915,7 +3934,7 @@
                 <w:sz w:val="18"/>
                 <w:szCs w:val="18"/>
               </w:rPr>
-              <w:t xml:space="preserve">_herramientas/verificar.mjs</w:t>
+              <w:t xml:space="preserve">_headers</w:t>
             </w:r>
           </w:p>
         </w:tc>
@@ -3946,7 +3965,7 @@
                 <w:sz w:val="18"/>
                 <w:szCs w:val="18"/>
               </w:rPr>
-              <w:t xml:space="preserve">Verificación integral automática</w:t>
+              <w:t xml:space="preserve">Cabeceras de seguridad para Cloudflare Pages</w:t>
             </w:r>
           </w:p>
         </w:tc>
@@ -3981,7 +4000,7 @@
                 <w:sz w:val="18"/>
                 <w:szCs w:val="18"/>
               </w:rPr>
-              <w:t xml:space="preserve">_entregables/</w:t>
+              <w:t xml:space="preserve">_herramientas/verificar.mjs</w:t>
             </w:r>
           </w:p>
         </w:tc>
@@ -4011,7 +4030,7 @@
                 <w:sz w:val="18"/>
                 <w:szCs w:val="18"/>
               </w:rPr>
-              <w:t xml:space="preserve">Capturas, portada, íconos y estos documentos</w:t>
+              <w:t xml:space="preserve">Verificación integral automática</w:t>
             </w:r>
           </w:p>
         </w:tc>
@@ -4047,6 +4066,72 @@
                 <w:sz w:val="18"/>
                 <w:szCs w:val="18"/>
               </w:rPr>
+              <w:t xml:space="preserve">_entregables/</w:t>
+            </w:r>
+          </w:p>
+        </w:tc>
+        <w:tc>
+          <w:tcPr>
+            <w:tcW w:type="dxa" w:w="6238"/>
+            <w:tcBorders>
+              <w:top w:val="single" w:color="C9D2DC" w:sz="4"/>
+              <w:left w:val="single" w:color="C9D2DC" w:sz="4"/>
+              <w:bottom w:val="single" w:color="C9D2DC" w:sz="4"/>
+              <w:right w:val="single" w:color="C9D2DC" w:sz="4"/>
+            </w:tcBorders>
+            <w:shd w:fill="F3F5F6" w:color="auto" w:val="clear"/>
+            <w:tcMar>
+              <w:top w:type="dxa" w:w="60"/>
+              <w:left w:type="dxa" w:w="100"/>
+              <w:bottom w:type="dxa" w:w="60"/>
+              <w:right w:type="dxa" w:w="100"/>
+            </w:tcMar>
+          </w:tcPr>
+          <w:p>
+            <w:r>
+              <w:rPr>
+                <w:rFonts w:ascii="Arial" w:cs="Arial" w:eastAsia="Arial" w:hAnsi="Arial"/>
+                <w:b w:val="false"/>
+                <w:bCs w:val="false"/>
+                <w:color w:val="23366F"/>
+                <w:sz w:val="18"/>
+                <w:szCs w:val="18"/>
+              </w:rPr>
+              <w:t xml:space="preserve">Capturas, portada, íconos y estos documentos</w:t>
+            </w:r>
+          </w:p>
+        </w:tc>
+      </w:tr>
+      <w:tr>
+        <w:trPr>
+          <w:tblHeader w:val="false"/>
+        </w:trPr>
+        <w:tc>
+          <w:tcPr>
+            <w:tcW w:type="dxa" w:w="3400"/>
+            <w:tcBorders>
+              <w:top w:val="single" w:color="C9D2DC" w:sz="4"/>
+              <w:left w:val="single" w:color="C9D2DC" w:sz="4"/>
+              <w:bottom w:val="single" w:color="C9D2DC" w:sz="4"/>
+              <w:right w:val="single" w:color="C9D2DC" w:sz="4"/>
+            </w:tcBorders>
+            <w:tcMar>
+              <w:top w:type="dxa" w:w="60"/>
+              <w:left w:type="dxa" w:w="100"/>
+              <w:bottom w:type="dxa" w:w="60"/>
+              <w:right w:type="dxa" w:w="100"/>
+            </w:tcMar>
+          </w:tcPr>
+          <w:p>
+            <w:r>
+              <w:rPr>
+                <w:rFonts w:ascii="Arial" w:cs="Arial" w:eastAsia="Arial" w:hAnsi="Arial"/>
+                <w:b w:val="false"/>
+                <w:bCs w:val="false"/>
+                <w:color w:val="23366F"/>
+                <w:sz w:val="18"/>
+                <w:szCs w:val="18"/>
+              </w:rPr>
               <w:t xml:space="preserve">Abrir-el-sitio.cmd / .command</w:t>
             </w:r>
           </w:p>
@@ -4060,7 +4145,6 @@
               <w:bottom w:val="single" w:color="C9D2DC" w:sz="4"/>
               <w:right w:val="single" w:color="C9D2DC" w:sz="4"/>
             </w:tcBorders>
-            <w:shd w:fill="F3F5F6" w:color="auto" w:val="clear"/>
             <w:tcMar>
               <w:top w:type="dxa" w:w="60"/>
               <w:left w:type="dxa" w:w="100"/>
@@ -5545,7 +5629,7 @@
                 <w:sz w:val="18"/>
                 <w:szCs w:val="18"/>
               </w:rPr>
-              <w:t xml:space="preserve">Cotizador integrado · paso 1</w:t>
+              <w:t xml:space="preserve">Cotizador de demostración en el marco · paso 1</w:t>
             </w:r>
           </w:p>
         </w:tc>
@@ -5834,7 +5918,7 @@
                 <w:sz w:val="18"/>
                 <w:szCs w:val="18"/>
               </w:rPr>
-              <w:t xml:space="preserve">Cotizador integrado · paso 1</w:t>
+              <w:t xml:space="preserve">Cotizador de demostración en el marco · paso 1</w:t>
             </w:r>
           </w:p>
         </w:tc>
@@ -5931,7 +6015,7 @@
                 <w:sz w:val="18"/>
                 <w:szCs w:val="18"/>
               </w:rPr>
-              <w:t xml:space="preserve">Contratación integrada · paso 1</w:t>
+              <w:t xml:space="preserve">Cotizador de demostración en el marco · paso 1</w:t>
             </w:r>
           </w:p>
         </w:tc>
@@ -6576,6 +6660,102 @@
                 <w:sz w:val="18"/>
                 <w:szCs w:val="18"/>
               </w:rPr>
+              <w:t xml:space="preserve">/herramientas/{auto-digital|hogar-facil-plus|proteccion-urgencias}/{paso}/</w:t>
+            </w:r>
+          </w:p>
+        </w:tc>
+        <w:tc>
+          <w:tcPr>
+            <w:tcW w:type="dxa" w:w="3400"/>
+            <w:tcBorders>
+              <w:top w:val="single" w:color="C9D2DC" w:sz="4"/>
+              <w:left w:val="single" w:color="C9D2DC" w:sz="4"/>
+              <w:bottom w:val="single" w:color="C9D2DC" w:sz="4"/>
+              <w:right w:val="single" w:color="C9D2DC" w:sz="4"/>
+            </w:tcBorders>
+            <w:tcMar>
+              <w:top w:type="dxa" w:w="60"/>
+              <w:left w:type="dxa" w:w="100"/>
+              <w:bottom w:type="dxa" w:w="60"/>
+              <w:right w:type="dxa" w:w="100"/>
+            </w:tcMar>
+          </w:tcPr>
+          <w:p>
+            <w:r>
+              <w:rPr>
+                <w:rFonts w:ascii="Arial" w:cs="Arial" w:eastAsia="Arial" w:hAnsi="Arial"/>
+                <w:b w:val="false"/>
+                <w:bCs w:val="false"/>
+                <w:color w:val="23366F"/>
+                <w:sz w:val="18"/>
+                <w:szCs w:val="18"/>
+              </w:rPr>
+              <w:t xml:space="preserve">Cotizadores de demostración (17 pantallas); se cargan dentro del marco</w:t>
+            </w:r>
+          </w:p>
+        </w:tc>
+        <w:tc>
+          <w:tcPr>
+            <w:tcW w:type="dxa" w:w="1538"/>
+            <w:tcBorders>
+              <w:top w:val="single" w:color="C9D2DC" w:sz="4"/>
+              <w:left w:val="single" w:color="C9D2DC" w:sz="4"/>
+              <w:bottom w:val="single" w:color="C9D2DC" w:sz="4"/>
+              <w:right w:val="single" w:color="C9D2DC" w:sz="4"/>
+            </w:tcBorders>
+            <w:tcMar>
+              <w:top w:type="dxa" w:w="60"/>
+              <w:left w:type="dxa" w:w="100"/>
+              <w:bottom w:type="dxa" w:w="60"/>
+              <w:right w:type="dxa" w:w="100"/>
+            </w:tcMar>
+          </w:tcPr>
+          <w:p>
+            <w:r>
+              <w:rPr>
+                <w:rFonts w:ascii="Arial" w:cs="Arial" w:eastAsia="Arial" w:hAnsi="Arial"/>
+                <w:b w:val="false"/>
+                <w:bCs w:val="false"/>
+                <w:color w:val="23366F"/>
+                <w:sz w:val="18"/>
+                <w:szCs w:val="18"/>
+              </w:rPr>
+              <w:t xml:space="preserve">Privada</w:t>
+            </w:r>
+          </w:p>
+        </w:tc>
+      </w:tr>
+      <w:tr>
+        <w:trPr>
+          <w:tblHeader w:val="false"/>
+        </w:trPr>
+        <w:tc>
+          <w:tcPr>
+            <w:tcW w:type="dxa" w:w="4700"/>
+            <w:tcBorders>
+              <w:top w:val="single" w:color="C9D2DC" w:sz="4"/>
+              <w:left w:val="single" w:color="C9D2DC" w:sz="4"/>
+              <w:bottom w:val="single" w:color="C9D2DC" w:sz="4"/>
+              <w:right w:val="single" w:color="C9D2DC" w:sz="4"/>
+            </w:tcBorders>
+            <w:shd w:fill="F3F5F6" w:color="auto" w:val="clear"/>
+            <w:tcMar>
+              <w:top w:type="dxa" w:w="60"/>
+              <w:left w:type="dxa" w:w="100"/>
+              <w:bottom w:type="dxa" w:w="60"/>
+              <w:right w:type="dxa" w:w="100"/>
+            </w:tcMar>
+          </w:tcPr>
+          <w:p>
+            <w:r>
+              <w:rPr>
+                <w:rFonts w:ascii="Arial" w:cs="Arial" w:eastAsia="Arial" w:hAnsi="Arial"/>
+                <w:b w:val="false"/>
+                <w:bCs w:val="false"/>
+                <w:color w:val="23366F"/>
+                <w:sz w:val="18"/>
+                <w:szCs w:val="18"/>
+              </w:rPr>
               <w:t xml:space="preserve">/404.html</w:t>
             </w:r>
           </w:p>
@@ -6589,6 +6769,7 @@
               <w:bottom w:val="single" w:color="C9D2DC" w:sz="4"/>
               <w:right w:val="single" w:color="C9D2DC" w:sz="4"/>
             </w:tcBorders>
+            <w:shd w:fill="F3F5F6" w:color="auto" w:val="clear"/>
             <w:tcMar>
               <w:top w:type="dxa" w:w="60"/>
               <w:left w:type="dxa" w:w="100"/>
@@ -6619,6 +6800,7 @@
               <w:bottom w:val="single" w:color="C9D2DC" w:sz="4"/>
               <w:right w:val="single" w:color="C9D2DC" w:sz="4"/>
             </w:tcBorders>
+            <w:shd w:fill="F3F5F6" w:color="auto" w:val="clear"/>
             <w:tcMar>
               <w:top w:type="dxa" w:w="60"/>
               <w:left w:type="dxa" w:w="100"/>
@@ -6761,7 +6943,7 @@
           <w:sz w:val="21"/>
           <w:szCs w:val="21"/>
         </w:rPr>
-        <w:t xml:space="preserve">node _herramientas/verificar.mjs (requiere Playwright con Chromium). Última ejecución: 637 comprobaciones correctas, 0 fallas.</w:t>
+        <w:t xml:space="preserve">node _herramientas/verificar.mjs (requiere Playwright con Chromium). Última ejecución: 996 comprobaciones correctas, 0 fallas, con las tres compras completas dentro del sitio.</w:t>
       </w:r>
     </w:p>
     <w:p>
@@ -6909,7 +7091,26 @@
           <w:sz w:val="21"/>
           <w:szCs w:val="21"/>
         </w:rPr>
-        <w:t xml:space="preserve">Orígenes que pueden cargarse en el marco: lista ORIGENES_PERMITIDOS en assets/js/paginas/configuracion.js y frame-src en _headers. Se cambian juntas.</w:t>
+        <w:t xml:space="preserve">Orígenes que pueden cargarse en el marco: lista ORIGENES_PERMITIDOS en assets/js/paginas/configuracion.js, y frame-src y payment de Permissions-Policy en _headers. Se cambian juntos.</w:t>
+      </w:r>
+    </w:p>
+    <w:p>
+      <w:pPr>
+        <w:pStyle w:val="ListParagraph"/>
+        <w:numPr>
+          <w:ilvl w:val="0"/>
+          <w:numId w:val="2"/>
+        </w:numPr>
+        <w:spacing w:after="80" w:line="290"/>
+      </w:pPr>
+      <w:r>
+        <w:rPr>
+          <w:rFonts w:ascii="Arial" w:cs="Arial" w:eastAsia="Arial" w:hAnsi="Arial"/>
+          <w:color w:val="23366F"/>
+          <w:sz w:val="21"/>
+          <w:szCs w:val="21"/>
+        </w:rPr>
+        <w:t xml:space="preserve">Clientes de prueba de los cotizadores de demostración: RUT 10111222-5 (patente AAAA11) y 20111222-2 (patente BBBB22); la cédula acepta nueve dígitos cualesquiera.</w:t>
       </w:r>
     </w:p>
     <w:p>
@@ -7338,7 +7539,7 @@
           <w:sz w:val="21"/>
           <w:szCs w:val="21"/>
         </w:rPr>
-        <w:t xml:space="preserve">La herramienta oficial envía con postMessage { fuente: "zurich", tipo: "paso", paso: "&lt;nombre&gt;" } en cada avance y { fuente: "zurich", tipo: "fin" } al terminar. El sitio solo acepta mensajes del origen exacto configurado. El administrador puede simular estos eventos desde el marco para mostrar la medición.</w:t>
+        <w:t xml:space="preserve">La herramienta oficial envía con postMessage { fuente: "zurich", tipo: "paso", paso: "&lt;nombre&gt;" } en cada avance y { fuente: "zurich", tipo: "fin" } al terminar. El sitio solo acepta mensajes del origen exacto configurado. El administrador puede simular estos eventos desde el marco para mostrar la medición. Los cotizadores de demostración ya cumplen el contrato y envían además { tipo: "alto" }, para que el marco tome el alto del contenido, y { tipo: "foco" }, para mostrar un aviso o un error que quedó fuera de la vista.</w:t>
       </w:r>
     </w:p>
     <w:p>
@@ -7502,7 +7703,7 @@
           <w:sz w:val="21"/>
           <w:szCs w:val="21"/>
         </w:rPr>
-        <w:t xml:space="preserve">Contraste AA verificado en 2.911 textos de todas las páginas.</w:t>
+        <w:t xml:space="preserve">Contraste AA verificado en 4.525 textos de todas las páginas y pantallas.</w:t>
       </w:r>
     </w:p>
     <w:p>
@@ -7590,7 +7791,7 @@
           <w:sz w:val="21"/>
           <w:szCs w:val="21"/>
         </w:rPr>
-        <w:t xml:space="preserve">Política de seguridad de contenido sin scripts ni estilos en línea; marco limitado a zurich.cl, chilena.cl y edge.sitecorecloud.io.</w:t>
+        <w:t xml:space="preserve">Política de seguridad de contenido sin scripts ni estilos en línea; marco limitado a zurich.cl, chilena.cl, edge.sitecorecloud.io y el propio sitio. Los cotizadores de demostración usan clientes ficticios.</w:t>
       </w:r>
     </w:p>
     <w:p>
@@ -7853,7 +8054,7 @@
                 <w:sz w:val="18"/>
                 <w:szCs w:val="18"/>
               </w:rPr>
-              <w:t xml:space="preserve">Sin la dirección del formulario, el marco queda en vista referencial (Auto Digital, Hogar, Urgencias)</w:t>
+              <w:t xml:space="preserve">Sin la dirección del formulario oficial, el marco carga el cotizador de demostración o queda en vista referencial</w:t>
             </w:r>
           </w:p>
         </w:tc>
@@ -7889,7 +8090,7 @@
                 <w:sz w:val="18"/>
                 <w:szCs w:val="18"/>
               </w:rPr>
-              <w:t xml:space="preserve">Pago con el formulario de www9.chilena.cl</w:t>
+              <w:t xml:space="preserve">Cotizadores de demostración para Auto Digital y Hogar (flujo del piloto) y Protección Urgencias</w:t>
             </w:r>
           </w:p>
         </w:tc>
@@ -7920,7 +8121,7 @@
                 <w:sz w:val="18"/>
                 <w:szCs w:val="18"/>
               </w:rPr>
-              <w:t xml:space="preserve">Página informativa de pago de zurich.cl</w:t>
+              <w:t xml:space="preserve">Vista referencial hasta tener la dirección oficial</w:t>
             </w:r>
           </w:p>
         </w:tc>
@@ -7951,7 +8152,7 @@
                 <w:sz w:val="18"/>
                 <w:szCs w:val="18"/>
               </w:rPr>
-              <w:t xml:space="preserve">La pasarela de pago puede no cargar dentro del marco: se confirma con TI de Zurich</w:t>
+              <w:t xml:space="preserve">Precios simulados (Auto, Hogar) o referenciales publicados (Urgencias); en producción se reemplazan por la herramienta oficial</w:t>
             </w:r>
           </w:p>
         </w:tc>
@@ -7986,7 +8187,7 @@
                 <w:sz w:val="18"/>
                 <w:szCs w:val="18"/>
               </w:rPr>
-              <w:t xml:space="preserve">Cargar dentro del sitio lo que ya se pudo revisar</w:t>
+              <w:t xml:space="preserve">Pago con el formulario de www9.chilena.cl</w:t>
             </w:r>
           </w:p>
         </w:tc>
@@ -8016,7 +8217,7 @@
                 <w:sz w:val="18"/>
                 <w:szCs w:val="18"/>
               </w:rPr>
-              <w:t xml:space="preserve">Esperar la validación de TI para todo</w:t>
+              <w:t xml:space="preserve">Página informativa de pago de zurich.cl</w:t>
             </w:r>
           </w:p>
         </w:tc>
@@ -8046,7 +8247,7 @@
                 <w:sz w:val="18"/>
                 <w:szCs w:val="18"/>
               </w:rPr>
-              <w:t xml:space="preserve">soap.zurich.cl no se pudo revisar: si no carga, se apaga en Configuración</w:t>
+              <w:t xml:space="preserve">La pasarela de pago puede no cargar dentro del marco: se confirma con TI de Zurich</w:t>
             </w:r>
           </w:p>
         </w:tc>
@@ -8082,7 +8283,7 @@
                 <w:sz w:val="18"/>
                 <w:szCs w:val="18"/>
               </w:rPr>
-              <w:t xml:space="preserve">Contenido oficial de zurich.cl con fecha</w:t>
+              <w:t xml:space="preserve">Cargar dentro del sitio lo que ya se pudo revisar</w:t>
             </w:r>
           </w:p>
         </w:tc>
@@ -8113,7 +8314,7 @@
                 <w:sz w:val="18"/>
                 <w:szCs w:val="18"/>
               </w:rPr>
-              <w:t xml:space="preserve">Redactar textos propios</w:t>
+              <w:t xml:space="preserve">Esperar la validación de TI para todo</w:t>
             </w:r>
           </w:p>
         </w:tc>
@@ -8144,7 +8345,7 @@
                 <w:sz w:val="18"/>
                 <w:szCs w:val="18"/>
               </w:rPr>
-              <w:t xml:space="preserve">El contenido cambia: hay que releer antes de publicar</w:t>
+              <w:t xml:space="preserve">soap.zurich.cl no se pudo revisar: si no carga, se apaga en Configuración</w:t>
             </w:r>
           </w:p>
         </w:tc>
@@ -8179,7 +8380,7 @@
                 <w:sz w:val="18"/>
                 <w:szCs w:val="18"/>
               </w:rPr>
-              <w:t xml:space="preserve">Promoción Auto Digital según las bases oficiales (2 cuotas + gift card)</w:t>
+              <w:t xml:space="preserve">Contenido oficial de zurich.cl con fecha</w:t>
             </w:r>
           </w:p>
         </w:tc>
@@ -8209,7 +8410,7 @@
                 <w:sz w:val="18"/>
                 <w:szCs w:val="18"/>
               </w:rPr>
-              <w:t xml:space="preserve">«3 cuotas» de la página del producto</w:t>
+              <w:t xml:space="preserve">Redactar textos propios</w:t>
             </w:r>
           </w:p>
         </w:tc>
@@ -8239,7 +8440,7 @@
                 <w:sz w:val="18"/>
                 <w:szCs w:val="18"/>
               </w:rPr>
-              <w:t xml:space="preserve">Vence el 10 de octubre de 2026</w:t>
+              <w:t xml:space="preserve">El contenido cambia: hay que releer antes de publicar</w:t>
             </w:r>
           </w:p>
         </w:tc>
@@ -8275,7 +8476,7 @@
                 <w:sz w:val="18"/>
                 <w:szCs w:val="18"/>
               </w:rPr>
-              <w:t xml:space="preserve">Hogar = Seguro Hogar Fácil Plus</w:t>
+              <w:t xml:space="preserve">Promoción Auto Digital según las bases oficiales (2 cuotas + gift card)</w:t>
             </w:r>
           </w:p>
         </w:tc>
@@ -8306,7 +8507,7 @@
                 <w:sz w:val="18"/>
                 <w:szCs w:val="18"/>
               </w:rPr>
-              <w:t xml:space="preserve">Seguro Hogar Digital</w:t>
+              <w:t xml:space="preserve">«3 cuotas» de la página del producto</w:t>
             </w:r>
           </w:p>
         </w:tc>
@@ -8337,7 +8538,7 @@
                 <w:sz w:val="18"/>
                 <w:szCs w:val="18"/>
               </w:rPr>
-              <w:t xml:space="preserve">Hogar Digital solo aparece en el Centro de Ayuda</w:t>
+              <w:t xml:space="preserve">Vence el 10 de octubre de 2026</w:t>
             </w:r>
           </w:p>
         </w:tc>
@@ -8372,7 +8573,7 @@
                 <w:sz w:val="18"/>
                 <w:szCs w:val="18"/>
               </w:rPr>
-              <w:t xml:space="preserve">Trámites una sola vez en la portada</w:t>
+              <w:t xml:space="preserve">Hogar = Seguro Hogar Fácil Plus</w:t>
             </w:r>
           </w:p>
         </w:tc>
@@ -8402,7 +8603,7 @@
                 <w:sz w:val="18"/>
                 <w:szCs w:val="18"/>
               </w:rPr>
-              <w:t xml:space="preserve">Repetirlos como pide el brief</w:t>
+              <w:t xml:space="preserve">Seguro Hogar Digital</w:t>
             </w:r>
           </w:p>
         </w:tc>
@@ -8432,7 +8633,7 @@
                 <w:sz w:val="18"/>
                 <w:szCs w:val="18"/>
               </w:rPr>
-              <w:t xml:space="preserve">Ninguno: la sección completa vive en /servicios/</w:t>
+              <w:t xml:space="preserve">Hogar Digital solo aparece en el Centro de Ayuda</w:t>
             </w:r>
           </w:p>
         </w:tc>
@@ -8468,6 +8669,103 @@
                 <w:sz w:val="18"/>
                 <w:szCs w:val="18"/>
               </w:rPr>
+              <w:t xml:space="preserve">Trámites una sola vez en la portada</w:t>
+            </w:r>
+          </w:p>
+        </w:tc>
+        <w:tc>
+          <w:tcPr>
+            <w:tcW w:type="dxa" w:w="2800"/>
+            <w:tcBorders>
+              <w:top w:val="single" w:color="C9D2DC" w:sz="4"/>
+              <w:left w:val="single" w:color="C9D2DC" w:sz="4"/>
+              <w:bottom w:val="single" w:color="C9D2DC" w:sz="4"/>
+              <w:right w:val="single" w:color="C9D2DC" w:sz="4"/>
+            </w:tcBorders>
+            <w:shd w:fill="F3F5F6" w:color="auto" w:val="clear"/>
+            <w:tcMar>
+              <w:top w:type="dxa" w:w="60"/>
+              <w:left w:type="dxa" w:w="100"/>
+              <w:bottom w:type="dxa" w:w="60"/>
+              <w:right w:type="dxa" w:w="100"/>
+            </w:tcMar>
+          </w:tcPr>
+          <w:p>
+            <w:r>
+              <w:rPr>
+                <w:rFonts w:ascii="Arial" w:cs="Arial" w:eastAsia="Arial" w:hAnsi="Arial"/>
+                <w:b w:val="false"/>
+                <w:bCs w:val="false"/>
+                <w:color w:val="23366F"/>
+                <w:sz w:val="18"/>
+                <w:szCs w:val="18"/>
+              </w:rPr>
+              <w:t xml:space="preserve">Repetirlos como pide el brief</w:t>
+            </w:r>
+          </w:p>
+        </w:tc>
+        <w:tc>
+          <w:tcPr>
+            <w:tcW w:type="dxa" w:w="3438"/>
+            <w:tcBorders>
+              <w:top w:val="single" w:color="C9D2DC" w:sz="4"/>
+              <w:left w:val="single" w:color="C9D2DC" w:sz="4"/>
+              <w:bottom w:val="single" w:color="C9D2DC" w:sz="4"/>
+              <w:right w:val="single" w:color="C9D2DC" w:sz="4"/>
+            </w:tcBorders>
+            <w:shd w:fill="F3F5F6" w:color="auto" w:val="clear"/>
+            <w:tcMar>
+              <w:top w:type="dxa" w:w="60"/>
+              <w:left w:type="dxa" w:w="100"/>
+              <w:bottom w:type="dxa" w:w="60"/>
+              <w:right w:type="dxa" w:w="100"/>
+            </w:tcMar>
+          </w:tcPr>
+          <w:p>
+            <w:r>
+              <w:rPr>
+                <w:rFonts w:ascii="Arial" w:cs="Arial" w:eastAsia="Arial" w:hAnsi="Arial"/>
+                <w:b w:val="false"/>
+                <w:bCs w:val="false"/>
+                <w:color w:val="23366F"/>
+                <w:sz w:val="18"/>
+                <w:szCs w:val="18"/>
+              </w:rPr>
+              <w:t xml:space="preserve">Ninguno: la sección completa vive en /servicios/</w:t>
+            </w:r>
+          </w:p>
+        </w:tc>
+      </w:tr>
+      <w:tr>
+        <w:trPr>
+          <w:tblHeader w:val="false"/>
+        </w:trPr>
+        <w:tc>
+          <w:tcPr>
+            <w:tcW w:type="dxa" w:w="3400"/>
+            <w:tcBorders>
+              <w:top w:val="single" w:color="C9D2DC" w:sz="4"/>
+              <w:left w:val="single" w:color="C9D2DC" w:sz="4"/>
+              <w:bottom w:val="single" w:color="C9D2DC" w:sz="4"/>
+              <w:right w:val="single" w:color="C9D2DC" w:sz="4"/>
+            </w:tcBorders>
+            <w:tcMar>
+              <w:top w:type="dxa" w:w="60"/>
+              <w:left w:type="dxa" w:w="100"/>
+              <w:bottom w:type="dxa" w:w="60"/>
+              <w:right w:type="dxa" w:w="100"/>
+            </w:tcMar>
+          </w:tcPr>
+          <w:p>
+            <w:r>
+              <w:rPr>
+                <w:rFonts w:ascii="Arial" w:cs="Arial" w:eastAsia="Arial" w:hAnsi="Arial"/>
+                <w:b w:val="false"/>
+                <w:bCs w:val="false"/>
+                <w:color w:val="23366F"/>
+                <w:sz w:val="18"/>
+                <w:szCs w:val="18"/>
+              </w:rPr>
               <w:t xml:space="preserve">Sitio estático sin servidor</w:t>
             </w:r>
           </w:p>
@@ -8481,7 +8779,6 @@
               <w:bottom w:val="single" w:color="C9D2DC" w:sz="4"/>
               <w:right w:val="single" w:color="C9D2DC" w:sz="4"/>
             </w:tcBorders>
-            <w:shd w:fill="F3F5F6" w:color="auto" w:val="clear"/>
             <w:tcMar>
               <w:top w:type="dxa" w:w="60"/>
               <w:left w:type="dxa" w:w="100"/>
@@ -8512,7 +8809,6 @@
               <w:bottom w:val="single" w:color="C9D2DC" w:sz="4"/>
               <w:right w:val="single" w:color="C9D2DC" w:sz="4"/>
             </w:tcBorders>
-            <w:shd w:fill="F3F5F6" w:color="auto" w:val="clear"/>
             <w:tcMar>
               <w:top w:type="dxa" w:w="60"/>
               <w:left w:type="dxa" w:w="100"/>
@@ -9204,6 +9500,131 @@
                 <w:szCs w:val="18"/>
               </w:rPr>
               <w:t xml:space="preserve">Seis herramientas cargan solo su formulario; tres quedan en vista referencial hasta tener esa dirección; promoción o aviso al costado</w:t>
+            </w:r>
+          </w:p>
+        </w:tc>
+      </w:tr>
+      <w:tr>
+        <w:trPr>
+          <w:tblHeader w:val="false"/>
+        </w:trPr>
+        <w:tc>
+          <w:tcPr>
+            <w:tcW w:type="dxa" w:w="1300"/>
+            <w:tcBorders>
+              <w:top w:val="single" w:color="C9D2DC" w:sz="4"/>
+              <w:left w:val="single" w:color="C9D2DC" w:sz="4"/>
+              <w:bottom w:val="single" w:color="C9D2DC" w:sz="4"/>
+              <w:right w:val="single" w:color="C9D2DC" w:sz="4"/>
+            </w:tcBorders>
+            <w:tcMar>
+              <w:top w:type="dxa" w:w="60"/>
+              <w:left w:type="dxa" w:w="100"/>
+              <w:bottom w:type="dxa" w:w="60"/>
+              <w:right w:type="dxa" w:w="100"/>
+            </w:tcMar>
+          </w:tcPr>
+          <w:p>
+            <w:r>
+              <w:rPr>
+                <w:rFonts w:ascii="Arial" w:cs="Arial" w:eastAsia="Arial" w:hAnsi="Arial"/>
+                <w:b w:val="false"/>
+                <w:bCs w:val="false"/>
+                <w:color w:val="23366F"/>
+                <w:sz w:val="18"/>
+                <w:szCs w:val="18"/>
+              </w:rPr>
+              <w:t xml:space="preserve">10-10-2026</w:t>
+            </w:r>
+          </w:p>
+        </w:tc>
+        <w:tc>
+          <w:tcPr>
+            <w:tcW w:type="dxa" w:w="1500"/>
+            <w:tcBorders>
+              <w:top w:val="single" w:color="C9D2DC" w:sz="4"/>
+              <w:left w:val="single" w:color="C9D2DC" w:sz="4"/>
+              <w:bottom w:val="single" w:color="C9D2DC" w:sz="4"/>
+              <w:right w:val="single" w:color="C9D2DC" w:sz="4"/>
+            </w:tcBorders>
+            <w:tcMar>
+              <w:top w:type="dxa" w:w="60"/>
+              <w:left w:type="dxa" w:w="100"/>
+              <w:bottom w:type="dxa" w:w="60"/>
+              <w:right w:type="dxa" w:w="100"/>
+            </w:tcMar>
+          </w:tcPr>
+          <w:p>
+            <w:r>
+              <w:rPr>
+                <w:rFonts w:ascii="Arial" w:cs="Arial" w:eastAsia="Arial" w:hAnsi="Arial"/>
+                <w:b w:val="false"/>
+                <w:bCs w:val="false"/>
+                <w:color w:val="23366F"/>
+                <w:sz w:val="18"/>
+                <w:szCs w:val="18"/>
+              </w:rPr>
+              <w:t xml:space="preserve">Claude Code</w:t>
+            </w:r>
+          </w:p>
+        </w:tc>
+        <w:tc>
+          <w:tcPr>
+            <w:tcW w:type="dxa" w:w="3500"/>
+            <w:tcBorders>
+              <w:top w:val="single" w:color="C9D2DC" w:sz="4"/>
+              <w:left w:val="single" w:color="C9D2DC" w:sz="4"/>
+              <w:bottom w:val="single" w:color="C9D2DC" w:sz="4"/>
+              <w:right w:val="single" w:color="C9D2DC" w:sz="4"/>
+            </w:tcBorders>
+            <w:tcMar>
+              <w:top w:type="dxa" w:w="60"/>
+              <w:left w:type="dxa" w:w="100"/>
+              <w:bottom w:type="dxa" w:w="60"/>
+              <w:right w:type="dxa" w:w="100"/>
+            </w:tcMar>
+          </w:tcPr>
+          <w:p>
+            <w:r>
+              <w:rPr>
+                <w:rFonts w:ascii="Arial" w:cs="Arial" w:eastAsia="Arial" w:hAnsi="Arial"/>
+                <w:b w:val="false"/>
+                <w:bCs w:val="false"/>
+                <w:color w:val="23366F"/>
+                <w:sz w:val="18"/>
+                <w:szCs w:val="18"/>
+              </w:rPr>
+              <w:t xml:space="preserve">Que los cotizadores funcionen perfecto: en Hogar y Auto Digital usar el flujo del piloto de ecommerce; sumar Urgencias</w:t>
+            </w:r>
+          </w:p>
+        </w:tc>
+        <w:tc>
+          <w:tcPr>
+            <w:tcW w:type="dxa" w:w="3338"/>
+            <w:tcBorders>
+              <w:top w:val="single" w:color="C9D2DC" w:sz="4"/>
+              <w:left w:val="single" w:color="C9D2DC" w:sz="4"/>
+              <w:bottom w:val="single" w:color="C9D2DC" w:sz="4"/>
+              <w:right w:val="single" w:color="C9D2DC" w:sz="4"/>
+            </w:tcBorders>
+            <w:tcMar>
+              <w:top w:type="dxa" w:w="60"/>
+              <w:left w:type="dxa" w:w="100"/>
+              <w:bottom w:type="dxa" w:w="60"/>
+              <w:right w:type="dxa" w:w="100"/>
+            </w:tcMar>
+          </w:tcPr>
+          <w:p>
+            <w:r>
+              <w:rPr>
+                <w:rFonts w:ascii="Arial" w:cs="Arial" w:eastAsia="Arial" w:hAnsi="Arial"/>
+                <w:b w:val="false"/>
+                <w:bCs w:val="false"/>
+                <w:color w:val="23366F"/>
+                <w:sz w:val="18"/>
+                <w:szCs w:val="18"/>
+              </w:rPr>
+              <w:t xml:space="preserve">Tres cotizadores de demostración que contratan de punta a punta dentro del sitio, con la barra de pasos, el alto y la medición conectados; 996 comprobaciones, 0 fallas</w:t>
             </w:r>
           </w:p>
         </w:tc>
@@ -9280,7 +9701,7 @@
           <w:sz w:val="21"/>
           <w:szCs w:val="21"/>
         </w:rPr>
-        <w:t xml:space="preserve">Pendientes: 50 definiciones antes de producción (Configuración › Pendientes). Las principales: autenticación definitiva, dirección del formulario de tres cotizadores y funcionamiento de cada herramienta dentro del marco (sesión, Safari, pasarela de pago), herramienta de analítica, textos legales, canales de Banco BICE, nombres oficiales (Protección Urgencias, Oncológico Familiar Directo, Mi Vida + Salud), destino de denuncia de vida y de reembolso, vigencia de promociones.</w:t>
+        <w:t xml:space="preserve">Pendientes: 54 definiciones antes de producción (Configuración › Pendientes). Las principales: autenticación definitiva, dirección del formulario oficial de tres cotizadores (hoy cargan los de demostración), qué planes de Hogar se contratan en línea, reglas de designación de beneficiarios y funcionamiento de cada herramienta dentro del marco (sesión, Safari, pasarela de pago), herramienta de analítica, textos legales, canales de Banco BICE, nombres oficiales (Protección Urgencias, Oncológico Familiar Directo, Mi Vida + Salud), destino de denuncia de vida y de reembolso, vigencia de promociones.</w:t>
       </w:r>
     </w:p>
     <w:p>
@@ -9604,6 +10025,101 @@
                 <w:szCs w:val="18"/>
               </w:rPr>
               <w:t xml:space="preserve">Cotizadores y trámites dentro del sitio: solo el formulario de Zurich, con la promoción o el aviso al lado</w:t>
+            </w:r>
+          </w:p>
+        </w:tc>
+      </w:tr>
+      <w:tr>
+        <w:trPr>
+          <w:tblHeader w:val="false"/>
+        </w:trPr>
+        <w:tc>
+          <w:tcPr>
+            <w:tcW w:type="dxa" w:w="1300"/>
+            <w:tcBorders>
+              <w:top w:val="single" w:color="C9D2DC" w:sz="4"/>
+              <w:left w:val="single" w:color="C9D2DC" w:sz="4"/>
+              <w:bottom w:val="single" w:color="C9D2DC" w:sz="4"/>
+              <w:right w:val="single" w:color="C9D2DC" w:sz="4"/>
+            </w:tcBorders>
+            <w:tcMar>
+              <w:top w:type="dxa" w:w="60"/>
+              <w:left w:type="dxa" w:w="100"/>
+              <w:bottom w:type="dxa" w:w="60"/>
+              <w:right w:type="dxa" w:w="100"/>
+            </w:tcMar>
+          </w:tcPr>
+          <w:p>
+            <w:r>
+              <w:rPr>
+                <w:rFonts w:ascii="Arial" w:cs="Arial" w:eastAsia="Arial" w:hAnsi="Arial"/>
+                <w:b w:val="false"/>
+                <w:bCs w:val="false"/>
+                <w:color w:val="23366F"/>
+                <w:sz w:val="18"/>
+                <w:szCs w:val="18"/>
+              </w:rPr>
+              <w:t xml:space="preserve">1.2</w:t>
+            </w:r>
+          </w:p>
+        </w:tc>
+        <w:tc>
+          <w:tcPr>
+            <w:tcW w:type="dxa" w:w="2600"/>
+            <w:tcBorders>
+              <w:top w:val="single" w:color="C9D2DC" w:sz="4"/>
+              <w:left w:val="single" w:color="C9D2DC" w:sz="4"/>
+              <w:bottom w:val="single" w:color="C9D2DC" w:sz="4"/>
+              <w:right w:val="single" w:color="C9D2DC" w:sz="4"/>
+            </w:tcBorders>
+            <w:tcMar>
+              <w:top w:type="dxa" w:w="60"/>
+              <w:left w:type="dxa" w:w="100"/>
+              <w:bottom w:type="dxa" w:w="60"/>
+              <w:right w:type="dxa" w:w="100"/>
+            </w:tcMar>
+          </w:tcPr>
+          <w:p>
+            <w:r>
+              <w:rPr>
+                <w:rFonts w:ascii="Arial" w:cs="Arial" w:eastAsia="Arial" w:hAnsi="Arial"/>
+                <w:b w:val="false"/>
+                <w:bCs w:val="false"/>
+                <w:color w:val="23366F"/>
+                <w:sz w:val="18"/>
+                <w:szCs w:val="18"/>
+              </w:rPr>
+              <w:t xml:space="preserve">10 de octubre de 2026</w:t>
+            </w:r>
+          </w:p>
+        </w:tc>
+        <w:tc>
+          <w:tcPr>
+            <w:tcW w:type="dxa" w:w="5738"/>
+            <w:tcBorders>
+              <w:top w:val="single" w:color="C9D2DC" w:sz="4"/>
+              <w:left w:val="single" w:color="C9D2DC" w:sz="4"/>
+              <w:bottom w:val="single" w:color="C9D2DC" w:sz="4"/>
+              <w:right w:val="single" w:color="C9D2DC" w:sz="4"/>
+            </w:tcBorders>
+            <w:tcMar>
+              <w:top w:type="dxa" w:w="60"/>
+              <w:left w:type="dxa" w:w="100"/>
+              <w:bottom w:type="dxa" w:w="60"/>
+              <w:right w:type="dxa" w:w="100"/>
+            </w:tcMar>
+          </w:tcPr>
+          <w:p>
+            <w:r>
+              <w:rPr>
+                <w:rFonts w:ascii="Arial" w:cs="Arial" w:eastAsia="Arial" w:hAnsi="Arial"/>
+                <w:b w:val="false"/>
+                <w:bCs w:val="false"/>
+                <w:color w:val="23366F"/>
+                <w:sz w:val="18"/>
+                <w:szCs w:val="18"/>
+              </w:rPr>
+              <w:t xml:space="preserve">Cotizadores de demostración de Auto Digital, Hogar Fácil Plus y Protección Urgencias, que contratan de punta a punta dentro del sitio</w:t>
             </w:r>
           </w:p>
         </w:tc>

--- a/_entregables/documentacion_general_tecnica_seguros_zurich_bice.docx
+++ b/_entregables/documentacion_general_tecnica_seguros_zurich_bice.docx
@@ -32,7 +32,7 @@
           <w:sz w:val="24"/>
           <w:szCs w:val="24"/>
         </w:rPr>
-        <w:t xml:space="preserve">Mini sitio de seguros Zurich para clientes de Banco BICE · versión 1.2 · 10 de octubre de 2026</w:t>
+        <w:t xml:space="preserve">Mini sitio de seguros Zurich para clientes de Banco BICE · versión 1.3 · 10 de octubre de 2026</w:t>
       </w:r>
     </w:p>
     <w:p>
@@ -394,7 +394,7 @@
                 <w:sz w:val="18"/>
                 <w:szCs w:val="18"/>
               </w:rPr>
-              <w:t xml:space="preserve">1.2 · 10 de octubre de 2026</w:t>
+              <w:t xml:space="preserve">1.3 · 10 de octubre de 2026</w:t>
             </w:r>
           </w:p>
         </w:tc>
@@ -1050,6 +1050,25 @@
           <w:sz w:val="21"/>
           <w:szCs w:val="21"/>
         </w:rPr>
+        <w:t xml:space="preserve">MatIAs, tu IA de seguros (del piloto de ecommerce): en todas las páginas, con dos espacios. «Contratar un seguro» vende Auto y Hogar: reconoce a la persona con RUT y patente o RUT y comuna, pide la autorización de datos (opcional) y la deja en sus precios; en los planes conversa del plan en pantalla y elige otro plan o deducible cuando se lo piden. «Ayuda con mi seguro» responde reembolsos, siniestros, asistencias, pagos y póliza con el Centro de Ayuda de zurich.cl, con botón al trámite. No usa un modelo generativo: elige entre respuestas aprobadas.</w:t>
+      </w:r>
+    </w:p>
+    <w:p>
+      <w:pPr>
+        <w:pStyle w:val="ListParagraph"/>
+        <w:numPr>
+          <w:ilvl w:val="0"/>
+          <w:numId w:val="2"/>
+        </w:numPr>
+        <w:spacing w:after="80" w:line="290"/>
+      </w:pPr>
+      <w:r>
+        <w:rPr>
+          <w:rFonts w:ascii="Arial" w:cs="Arial" w:eastAsia="Arial" w:hAnsi="Arial"/>
+          <w:color w:val="23366F"/>
+          <w:sz w:val="21"/>
+          <w:szCs w:val="21"/>
+        </w:rPr>
         <w:t xml:space="preserve">Configuración: visibilidad de cada contenido, dirección del formulario que se carga dentro del sitio, solicitudes recibidas, registro de medición con descarga CSV y lista de pendientes.</w:t>
       </w:r>
     </w:p>
@@ -2088,7 +2107,7 @@
                 <w:sz w:val="18"/>
                 <w:szCs w:val="18"/>
               </w:rPr>
-              <w:t xml:space="preserve">Marco (iframe) que carga solo el formulario oficial, nunca la página completa del producto; origen permitido + contrato postMessage para medir pasos. Los cotizadores de demostración (/herramientas/) cumplen el mismo contrato.</w:t>
+              <w:t xml:space="preserve">Marco (iframe) que carga solo el formulario oficial, nunca la página completa del producto; origen permitido + contrato postMessage para medir pasos. Los cotizadores de demostración (/herramientas/) cumplen el mismo contrato y además cuentan el contexto de planes.</w:t>
             </w:r>
           </w:p>
         </w:tc>
@@ -2154,7 +2173,7 @@
                 <w:sz w:val="18"/>
                 <w:szCs w:val="18"/>
               </w:rPr>
-              <w:t xml:space="preserve">Medición</w:t>
+              <w:t xml:space="preserve">Asistente</w:t>
             </w:r>
           </w:p>
         </w:tc>
@@ -2184,7 +2203,7 @@
                 <w:sz w:val="18"/>
                 <w:szCs w:val="18"/>
               </w:rPr>
-              <w:t xml:space="preserve">window.dataLayer + registro local visible en Configuración.</w:t>
+              <w:t xml:space="preserve">MatIAs: motor determinista que clasifica la pregunta y elige una respuesta aprobada; bibliotecas que leen del catálogo (productos y Centro de Ayuda). Se carga al abrirlo.</w:t>
             </w:r>
           </w:p>
         </w:tc>
@@ -2214,7 +2233,7 @@
                 <w:sz w:val="18"/>
                 <w:szCs w:val="18"/>
               </w:rPr>
-              <w:t xml:space="preserve">Lista para la herramienta de analítica que se defina.</w:t>
+              <w:t xml:space="preserve">Auditable: cada respuesta dice de dónde sale; sin costo ni servidor.</w:t>
             </w:r>
           </w:p>
         </w:tc>
@@ -2250,6 +2269,103 @@
                 <w:sz w:val="18"/>
                 <w:szCs w:val="18"/>
               </w:rPr>
+              <w:t xml:space="preserve">Medición</w:t>
+            </w:r>
+          </w:p>
+        </w:tc>
+        <w:tc>
+          <w:tcPr>
+            <w:tcW w:type="dxa" w:w="4300"/>
+            <w:tcBorders>
+              <w:top w:val="single" w:color="C9D2DC" w:sz="4"/>
+              <w:left w:val="single" w:color="C9D2DC" w:sz="4"/>
+              <w:bottom w:val="single" w:color="C9D2DC" w:sz="4"/>
+              <w:right w:val="single" w:color="C9D2DC" w:sz="4"/>
+            </w:tcBorders>
+            <w:shd w:fill="F3F5F6" w:color="auto" w:val="clear"/>
+            <w:tcMar>
+              <w:top w:type="dxa" w:w="60"/>
+              <w:left w:type="dxa" w:w="100"/>
+              <w:bottom w:type="dxa" w:w="60"/>
+              <w:right w:type="dxa" w:w="100"/>
+            </w:tcMar>
+          </w:tcPr>
+          <w:p>
+            <w:r>
+              <w:rPr>
+                <w:rFonts w:ascii="Arial" w:cs="Arial" w:eastAsia="Arial" w:hAnsi="Arial"/>
+                <w:b w:val="false"/>
+                <w:bCs w:val="false"/>
+                <w:color w:val="23366F"/>
+                <w:sz w:val="18"/>
+                <w:szCs w:val="18"/>
+              </w:rPr>
+              <w:t xml:space="preserve">window.dataLayer + registro local visible en Configuración.</w:t>
+            </w:r>
+          </w:p>
+        </w:tc>
+        <w:tc>
+          <w:tcPr>
+            <w:tcW w:type="dxa" w:w="3638"/>
+            <w:tcBorders>
+              <w:top w:val="single" w:color="C9D2DC" w:sz="4"/>
+              <w:left w:val="single" w:color="C9D2DC" w:sz="4"/>
+              <w:bottom w:val="single" w:color="C9D2DC" w:sz="4"/>
+              <w:right w:val="single" w:color="C9D2DC" w:sz="4"/>
+            </w:tcBorders>
+            <w:shd w:fill="F3F5F6" w:color="auto" w:val="clear"/>
+            <w:tcMar>
+              <w:top w:type="dxa" w:w="60"/>
+              <w:left w:type="dxa" w:w="100"/>
+              <w:bottom w:type="dxa" w:w="60"/>
+              <w:right w:type="dxa" w:w="100"/>
+            </w:tcMar>
+          </w:tcPr>
+          <w:p>
+            <w:r>
+              <w:rPr>
+                <w:rFonts w:ascii="Arial" w:cs="Arial" w:eastAsia="Arial" w:hAnsi="Arial"/>
+                <w:b w:val="false"/>
+                <w:bCs w:val="false"/>
+                <w:color w:val="23366F"/>
+                <w:sz w:val="18"/>
+                <w:szCs w:val="18"/>
+              </w:rPr>
+              <w:t xml:space="preserve">Lista para la herramienta de analítica que se defina.</w:t>
+            </w:r>
+          </w:p>
+        </w:tc>
+      </w:tr>
+      <w:tr>
+        <w:trPr>
+          <w:tblHeader w:val="false"/>
+        </w:trPr>
+        <w:tc>
+          <w:tcPr>
+            <w:tcW w:type="dxa" w:w="1700"/>
+            <w:tcBorders>
+              <w:top w:val="single" w:color="C9D2DC" w:sz="4"/>
+              <w:left w:val="single" w:color="C9D2DC" w:sz="4"/>
+              <w:bottom w:val="single" w:color="C9D2DC" w:sz="4"/>
+              <w:right w:val="single" w:color="C9D2DC" w:sz="4"/>
+            </w:tcBorders>
+            <w:tcMar>
+              <w:top w:type="dxa" w:w="60"/>
+              <w:left w:type="dxa" w:w="100"/>
+              <w:bottom w:type="dxa" w:w="60"/>
+              <w:right w:type="dxa" w:w="100"/>
+            </w:tcMar>
+          </w:tcPr>
+          <w:p>
+            <w:r>
+              <w:rPr>
+                <w:rFonts w:ascii="Arial" w:cs="Arial" w:eastAsia="Arial" w:hAnsi="Arial"/>
+                <w:b w:val="false"/>
+                <w:bCs w:val="false"/>
+                <w:color w:val="23366F"/>
+                <w:sz w:val="18"/>
+                <w:szCs w:val="18"/>
+              </w:rPr>
               <w:t xml:space="preserve">Seguridad</w:t>
             </w:r>
           </w:p>
@@ -2263,7 +2379,6 @@
               <w:bottom w:val="single" w:color="C9D2DC" w:sz="4"/>
               <w:right w:val="single" w:color="C9D2DC" w:sz="4"/>
             </w:tcBorders>
-            <w:shd w:fill="F3F5F6" w:color="auto" w:val="clear"/>
             <w:tcMar>
               <w:top w:type="dxa" w:w="60"/>
               <w:left w:type="dxa" w:w="100"/>
@@ -2294,7 +2409,6 @@
               <w:bottom w:val="single" w:color="C9D2DC" w:sz="4"/>
               <w:right w:val="single" w:color="C9D2DC" w:sz="4"/>
             </w:tcBorders>
-            <w:shd w:fill="F3F5F6" w:color="auto" w:val="clear"/>
             <w:tcMar>
               <w:top w:type="dxa" w:w="60"/>
               <w:left w:type="dxa" w:w="100"/>
@@ -3868,7 +3982,7 @@
                 <w:sz w:val="18"/>
                 <w:szCs w:val="18"/>
               </w:rPr>
-              <w:t xml:space="preserve">assets/img/marca, assets/img/fotos</w:t>
+              <w:t xml:space="preserve">assets/js/matias/</w:t>
             </w:r>
           </w:p>
         </w:tc>
@@ -3898,7 +4012,7 @@
                 <w:sz w:val="18"/>
                 <w:szCs w:val="18"/>
               </w:rPr>
-              <w:t xml:space="preserve">Logos oficiales Zurich y Banco BICE, favicon, fotos web</w:t>
+              <w:t xml:space="preserve">MatIAs: lanzador, panel, motor, bibliotecas (inicio, auto, hogar, servicio) y puente con el marco</w:t>
             </w:r>
           </w:p>
         </w:tc>
@@ -3934,7 +4048,7 @@
                 <w:sz w:val="18"/>
                 <w:szCs w:val="18"/>
               </w:rPr>
-              <w:t xml:space="preserve">_headers</w:t>
+              <w:t xml:space="preserve">assets/img/marca, assets/img/fotos</w:t>
             </w:r>
           </w:p>
         </w:tc>
@@ -3965,7 +4079,7 @@
                 <w:sz w:val="18"/>
                 <w:szCs w:val="18"/>
               </w:rPr>
-              <w:t xml:space="preserve">Cabeceras de seguridad para Cloudflare Pages</w:t>
+              <w:t xml:space="preserve">Logos oficiales Zurich y Banco BICE, favicon, fotos web</w:t>
             </w:r>
           </w:p>
         </w:tc>
@@ -4000,7 +4114,7 @@
                 <w:sz w:val="18"/>
                 <w:szCs w:val="18"/>
               </w:rPr>
-              <w:t xml:space="preserve">_herramientas/verificar.mjs</w:t>
+              <w:t xml:space="preserve">_headers</w:t>
             </w:r>
           </w:p>
         </w:tc>
@@ -4030,7 +4144,7 @@
                 <w:sz w:val="18"/>
                 <w:szCs w:val="18"/>
               </w:rPr>
-              <w:t xml:space="preserve">Verificación integral automática</w:t>
+              <w:t xml:space="preserve">Cabeceras de seguridad para Cloudflare Pages</w:t>
             </w:r>
           </w:p>
         </w:tc>
@@ -4066,7 +4180,7 @@
                 <w:sz w:val="18"/>
                 <w:szCs w:val="18"/>
               </w:rPr>
-              <w:t xml:space="preserve">_entregables/</w:t>
+              <w:t xml:space="preserve">_herramientas/verificar.mjs</w:t>
             </w:r>
           </w:p>
         </w:tc>
@@ -4097,7 +4211,7 @@
                 <w:sz w:val="18"/>
                 <w:szCs w:val="18"/>
               </w:rPr>
-              <w:t xml:space="preserve">Capturas, portada, íconos y estos documentos</w:t>
+              <w:t xml:space="preserve">Verificación integral automática</w:t>
             </w:r>
           </w:p>
         </w:tc>
@@ -4132,6 +4246,72 @@
                 <w:sz w:val="18"/>
                 <w:szCs w:val="18"/>
               </w:rPr>
+              <w:t xml:space="preserve">_entregables/</w:t>
+            </w:r>
+          </w:p>
+        </w:tc>
+        <w:tc>
+          <w:tcPr>
+            <w:tcW w:type="dxa" w:w="6238"/>
+            <w:tcBorders>
+              <w:top w:val="single" w:color="C9D2DC" w:sz="4"/>
+              <w:left w:val="single" w:color="C9D2DC" w:sz="4"/>
+              <w:bottom w:val="single" w:color="C9D2DC" w:sz="4"/>
+              <w:right w:val="single" w:color="C9D2DC" w:sz="4"/>
+            </w:tcBorders>
+            <w:tcMar>
+              <w:top w:type="dxa" w:w="60"/>
+              <w:left w:type="dxa" w:w="100"/>
+              <w:bottom w:type="dxa" w:w="60"/>
+              <w:right w:type="dxa" w:w="100"/>
+            </w:tcMar>
+          </w:tcPr>
+          <w:p>
+            <w:r>
+              <w:rPr>
+                <w:rFonts w:ascii="Arial" w:cs="Arial" w:eastAsia="Arial" w:hAnsi="Arial"/>
+                <w:b w:val="false"/>
+                <w:bCs w:val="false"/>
+                <w:color w:val="23366F"/>
+                <w:sz w:val="18"/>
+                <w:szCs w:val="18"/>
+              </w:rPr>
+              <w:t xml:space="preserve">Capturas, portada, íconos y estos documentos</w:t>
+            </w:r>
+          </w:p>
+        </w:tc>
+      </w:tr>
+      <w:tr>
+        <w:trPr>
+          <w:tblHeader w:val="false"/>
+        </w:trPr>
+        <w:tc>
+          <w:tcPr>
+            <w:tcW w:type="dxa" w:w="3400"/>
+            <w:tcBorders>
+              <w:top w:val="single" w:color="C9D2DC" w:sz="4"/>
+              <w:left w:val="single" w:color="C9D2DC" w:sz="4"/>
+              <w:bottom w:val="single" w:color="C9D2DC" w:sz="4"/>
+              <w:right w:val="single" w:color="C9D2DC" w:sz="4"/>
+            </w:tcBorders>
+            <w:shd w:fill="F3F5F6" w:color="auto" w:val="clear"/>
+            <w:tcMar>
+              <w:top w:type="dxa" w:w="60"/>
+              <w:left w:type="dxa" w:w="100"/>
+              <w:bottom w:type="dxa" w:w="60"/>
+              <w:right w:type="dxa" w:w="100"/>
+            </w:tcMar>
+          </w:tcPr>
+          <w:p>
+            <w:r>
+              <w:rPr>
+                <w:rFonts w:ascii="Arial" w:cs="Arial" w:eastAsia="Arial" w:hAnsi="Arial"/>
+                <w:b w:val="false"/>
+                <w:bCs w:val="false"/>
+                <w:color w:val="23366F"/>
+                <w:sz w:val="18"/>
+                <w:szCs w:val="18"/>
+              </w:rPr>
               <w:t xml:space="preserve">Abrir-el-sitio.cmd / .command</w:t>
             </w:r>
           </w:p>
@@ -4145,6 +4325,7 @@
               <w:bottom w:val="single" w:color="C9D2DC" w:sz="4"/>
               <w:right w:val="single" w:color="C9D2DC" w:sz="4"/>
             </w:tcBorders>
+            <w:shd w:fill="F3F5F6" w:color="auto" w:val="clear"/>
             <w:tcMar>
               <w:top w:type="dxa" w:w="60"/>
               <w:left w:type="dxa" w:w="100"/>
@@ -6801,6 +6982,101 @@
               <w:right w:val="single" w:color="C9D2DC" w:sz="4"/>
             </w:tcBorders>
             <w:shd w:fill="F3F5F6" w:color="auto" w:val="clear"/>
+            <w:tcMar>
+              <w:top w:type="dxa" w:w="60"/>
+              <w:left w:type="dxa" w:w="100"/>
+              <w:bottom w:type="dxa" w:w="60"/>
+              <w:right w:type="dxa" w:w="100"/>
+            </w:tcMar>
+          </w:tcPr>
+          <w:p>
+            <w:r>
+              <w:rPr>
+                <w:rFonts w:ascii="Arial" w:cs="Arial" w:eastAsia="Arial" w:hAnsi="Arial"/>
+                <w:b w:val="false"/>
+                <w:bCs w:val="false"/>
+                <w:color w:val="23366F"/>
+                <w:sz w:val="18"/>
+                <w:szCs w:val="18"/>
+              </w:rPr>
+              <w:t xml:space="preserve">Privada</w:t>
+            </w:r>
+          </w:p>
+        </w:tc>
+      </w:tr>
+      <w:tr>
+        <w:trPr>
+          <w:tblHeader w:val="false"/>
+        </w:trPr>
+        <w:tc>
+          <w:tcPr>
+            <w:tcW w:type="dxa" w:w="4700"/>
+            <w:tcBorders>
+              <w:top w:val="single" w:color="C9D2DC" w:sz="4"/>
+              <w:left w:val="single" w:color="C9D2DC" w:sz="4"/>
+              <w:bottom w:val="single" w:color="C9D2DC" w:sz="4"/>
+              <w:right w:val="single" w:color="C9D2DC" w:sz="4"/>
+            </w:tcBorders>
+            <w:tcMar>
+              <w:top w:type="dxa" w:w="60"/>
+              <w:left w:type="dxa" w:w="100"/>
+              <w:bottom w:type="dxa" w:w="60"/>
+              <w:right w:type="dxa" w:w="100"/>
+            </w:tcMar>
+          </w:tcPr>
+          <w:p>
+            <w:r>
+              <w:rPr>
+                <w:rFonts w:ascii="Arial" w:cs="Arial" w:eastAsia="Arial" w:hAnsi="Arial"/>
+                <w:b w:val="false"/>
+                <w:bCs w:val="false"/>
+                <w:color w:val="23366F"/>
+                <w:sz w:val="18"/>
+                <w:szCs w:val="18"/>
+              </w:rPr>
+              <w:t xml:space="preserve">(todas las páginas privadas)</w:t>
+            </w:r>
+          </w:p>
+        </w:tc>
+        <w:tc>
+          <w:tcPr>
+            <w:tcW w:type="dxa" w:w="3400"/>
+            <w:tcBorders>
+              <w:top w:val="single" w:color="C9D2DC" w:sz="4"/>
+              <w:left w:val="single" w:color="C9D2DC" w:sz="4"/>
+              <w:bottom w:val="single" w:color="C9D2DC" w:sz="4"/>
+              <w:right w:val="single" w:color="C9D2DC" w:sz="4"/>
+            </w:tcBorders>
+            <w:tcMar>
+              <w:top w:type="dxa" w:w="60"/>
+              <w:left w:type="dxa" w:w="100"/>
+              <w:bottom w:type="dxa" w:w="60"/>
+              <w:right w:type="dxa" w:w="100"/>
+            </w:tcMar>
+          </w:tcPr>
+          <w:p>
+            <w:r>
+              <w:rPr>
+                <w:rFonts w:ascii="Arial" w:cs="Arial" w:eastAsia="Arial" w:hAnsi="Arial"/>
+                <w:b w:val="false"/>
+                <w:bCs w:val="false"/>
+                <w:color w:val="23366F"/>
+                <w:sz w:val="18"/>
+                <w:szCs w:val="18"/>
+              </w:rPr>
+              <w:t xml:space="preserve">MatIAs, tu IA de seguros: botón abajo a la derecha</w:t>
+            </w:r>
+          </w:p>
+        </w:tc>
+        <w:tc>
+          <w:tcPr>
+            <w:tcW w:type="dxa" w:w="1538"/>
+            <w:tcBorders>
+              <w:top w:val="single" w:color="C9D2DC" w:sz="4"/>
+              <w:left w:val="single" w:color="C9D2DC" w:sz="4"/>
+              <w:bottom w:val="single" w:color="C9D2DC" w:sz="4"/>
+              <w:right w:val="single" w:color="C9D2DC" w:sz="4"/>
+            </w:tcBorders>
             <w:tcMar>
               <w:top w:type="dxa" w:w="60"/>
               <w:left w:type="dxa" w:w="100"/>
@@ -6943,7 +7219,7 @@
           <w:sz w:val="21"/>
           <w:szCs w:val="21"/>
         </w:rPr>
-        <w:t xml:space="preserve">node _herramientas/verificar.mjs (requiere Playwright con Chromium). Última ejecución: 996 comprobaciones correctas, 0 fallas, con las tres compras completas dentro del sitio.</w:t>
+        <w:t xml:space="preserve">node _herramientas/verificar.mjs (requiere Playwright con Chromium). Última ejecución: 1.027 comprobaciones correctas, 0 fallas, con las tres compras completas dentro del sitio y las conversaciones de MatIAs.</w:t>
       </w:r>
     </w:p>
     <w:p>
@@ -7513,6 +7789,20 @@
     </w:tbl>
     <w:p>
       <w:pPr>
+        <w:spacing w:after="120" w:line="300"/>
+      </w:pPr>
+      <w:r>
+        <w:rPr>
+          <w:rFonts w:ascii="Arial" w:cs="Arial" w:eastAsia="Arial" w:hAnsi="Arial"/>
+          <w:color w:val="23366F"/>
+          <w:sz w:val="21"/>
+          <w:szCs w:val="21"/>
+        </w:rPr>
+        <w:t xml:space="preserve">MatIAs mide matias_click_abrir, matias_rec_pregunta (qué intención reconoció y con qué resultado, nunca lo escrito), matias_rec_captura, matias_click_consentimiento y matias_click_ir; la llegada al cotizador por MatIAs queda en *_rec_inicio_flujo con via: matias.</w:t>
+      </w:r>
+    </w:p>
+    <w:p>
+      <w:pPr>
         <w:pStyle w:val="Heading2"/>
         <w:spacing w:after="100" w:before="240"/>
       </w:pPr>
@@ -7703,7 +7993,26 @@
           <w:sz w:val="21"/>
           <w:szCs w:val="21"/>
         </w:rPr>
-        <w:t xml:space="preserve">Contraste AA verificado en 4.525 textos de todas las páginas y pantallas.</w:t>
+        <w:t xml:space="preserve">Gris de bandas y tarjetas #F5F5F5 (pedido del dueño del proyecto: el Blanco de Zúrich se veía oscuro en pantalla) y ningún color translúcido: tarjetas, bordes, rellenos y estados deshabilitados en colores sólidos.</w:t>
+      </w:r>
+    </w:p>
+    <w:p>
+      <w:pPr>
+        <w:pStyle w:val="ListParagraph"/>
+        <w:numPr>
+          <w:ilvl w:val="0"/>
+          <w:numId w:val="2"/>
+        </w:numPr>
+        <w:spacing w:after="80" w:line="290"/>
+      </w:pPr>
+      <w:r>
+        <w:rPr>
+          <w:rFonts w:ascii="Arial" w:cs="Arial" w:eastAsia="Arial" w:hAnsi="Arial"/>
+          <w:color w:val="23366F"/>
+          <w:sz w:val="21"/>
+          <w:szCs w:val="21"/>
+        </w:rPr>
+        <w:t xml:space="preserve">Contraste AA verificado en 4.776 textos de todas las páginas y pantallas, también con MatIAs abierto.</w:t>
       </w:r>
     </w:p>
     <w:p>
@@ -8573,6 +8882,199 @@
                 <w:sz w:val="18"/>
                 <w:szCs w:val="18"/>
               </w:rPr>
+              <w:t xml:space="preserve">MatIAs determinista: respuestas aprobadas del catálogo y del Centro de Ayuda</w:t>
+            </w:r>
+          </w:p>
+        </w:tc>
+        <w:tc>
+          <w:tcPr>
+            <w:tcW w:type="dxa" w:w="2800"/>
+            <w:tcBorders>
+              <w:top w:val="single" w:color="C9D2DC" w:sz="4"/>
+              <w:left w:val="single" w:color="C9D2DC" w:sz="4"/>
+              <w:bottom w:val="single" w:color="C9D2DC" w:sz="4"/>
+              <w:right w:val="single" w:color="C9D2DC" w:sz="4"/>
+            </w:tcBorders>
+            <w:tcMar>
+              <w:top w:type="dxa" w:w="60"/>
+              <w:left w:type="dxa" w:w="100"/>
+              <w:bottom w:type="dxa" w:w="60"/>
+              <w:right w:type="dxa" w:w="100"/>
+            </w:tcMar>
+          </w:tcPr>
+          <w:p>
+            <w:r>
+              <w:rPr>
+                <w:rFonts w:ascii="Arial" w:cs="Arial" w:eastAsia="Arial" w:hAnsi="Arial"/>
+                <w:b w:val="false"/>
+                <w:bCs w:val="false"/>
+                <w:color w:val="23366F"/>
+                <w:sz w:val="18"/>
+                <w:szCs w:val="18"/>
+              </w:rPr>
+              <w:t xml:space="preserve">Un modelo generativo que redacte</w:t>
+            </w:r>
+          </w:p>
+        </w:tc>
+        <w:tc>
+          <w:tcPr>
+            <w:tcW w:type="dxa" w:w="3438"/>
+            <w:tcBorders>
+              <w:top w:val="single" w:color="C9D2DC" w:sz="4"/>
+              <w:left w:val="single" w:color="C9D2DC" w:sz="4"/>
+              <w:bottom w:val="single" w:color="C9D2DC" w:sz="4"/>
+              <w:right w:val="single" w:color="C9D2DC" w:sz="4"/>
+            </w:tcBorders>
+            <w:tcMar>
+              <w:top w:type="dxa" w:w="60"/>
+              <w:left w:type="dxa" w:w="100"/>
+              <w:bottom w:type="dxa" w:w="60"/>
+              <w:right w:type="dxa" w:w="100"/>
+            </w:tcMar>
+          </w:tcPr>
+          <w:p>
+            <w:r>
+              <w:rPr>
+                <w:rFonts w:ascii="Arial" w:cs="Arial" w:eastAsia="Arial" w:hAnsi="Arial"/>
+                <w:b w:val="false"/>
+                <w:bCs w:val="false"/>
+                <w:color w:val="23366F"/>
+                <w:sz w:val="18"/>
+                <w:szCs w:val="18"/>
+              </w:rPr>
+              <w:t xml:space="preserve">Solo entiende lo que tiene previsto; lo demás lo dice y deriva a Zurich</w:t>
+            </w:r>
+          </w:p>
+        </w:tc>
+      </w:tr>
+      <w:tr>
+        <w:trPr>
+          <w:tblHeader w:val="false"/>
+        </w:trPr>
+        <w:tc>
+          <w:tcPr>
+            <w:tcW w:type="dxa" w:w="3400"/>
+            <w:tcBorders>
+              <w:top w:val="single" w:color="C9D2DC" w:sz="4"/>
+              <w:left w:val="single" w:color="C9D2DC" w:sz="4"/>
+              <w:bottom w:val="single" w:color="C9D2DC" w:sz="4"/>
+              <w:right w:val="single" w:color="C9D2DC" w:sz="4"/>
+            </w:tcBorders>
+            <w:shd w:fill="F3F5F6" w:color="auto" w:val="clear"/>
+            <w:tcMar>
+              <w:top w:type="dxa" w:w="60"/>
+              <w:left w:type="dxa" w:w="100"/>
+              <w:bottom w:type="dxa" w:w="60"/>
+              <w:right w:type="dxa" w:w="100"/>
+            </w:tcMar>
+          </w:tcPr>
+          <w:p>
+            <w:r>
+              <w:rPr>
+                <w:rFonts w:ascii="Arial" w:cs="Arial" w:eastAsia="Arial" w:hAnsi="Arial"/>
+                <w:b w:val="false"/>
+                <w:bCs w:val="false"/>
+                <w:color w:val="23366F"/>
+                <w:sz w:val="18"/>
+                <w:szCs w:val="18"/>
+              </w:rPr>
+              <w:t xml:space="preserve">Reconocer con dos datos (RUT + patente o comuna) y autorización opcional</w:t>
+            </w:r>
+          </w:p>
+        </w:tc>
+        <w:tc>
+          <w:tcPr>
+            <w:tcW w:type="dxa" w:w="2800"/>
+            <w:tcBorders>
+              <w:top w:val="single" w:color="C9D2DC" w:sz="4"/>
+              <w:left w:val="single" w:color="C9D2DC" w:sz="4"/>
+              <w:bottom w:val="single" w:color="C9D2DC" w:sz="4"/>
+              <w:right w:val="single" w:color="C9D2DC" w:sz="4"/>
+            </w:tcBorders>
+            <w:shd w:fill="F3F5F6" w:color="auto" w:val="clear"/>
+            <w:tcMar>
+              <w:top w:type="dxa" w:w="60"/>
+              <w:left w:type="dxa" w:w="100"/>
+              <w:bottom w:type="dxa" w:w="60"/>
+              <w:right w:type="dxa" w:w="100"/>
+            </w:tcMar>
+          </w:tcPr>
+          <w:p>
+            <w:r>
+              <w:rPr>
+                <w:rFonts w:ascii="Arial" w:cs="Arial" w:eastAsia="Arial" w:hAnsi="Arial"/>
+                <w:b w:val="false"/>
+                <w:bCs w:val="false"/>
+                <w:color w:val="23366F"/>
+                <w:sz w:val="18"/>
+                <w:szCs w:val="18"/>
+              </w:rPr>
+              <w:t xml:space="preserve">Pedir solo el RUT</w:t>
+            </w:r>
+          </w:p>
+        </w:tc>
+        <w:tc>
+          <w:tcPr>
+            <w:tcW w:type="dxa" w:w="3438"/>
+            <w:tcBorders>
+              <w:top w:val="single" w:color="C9D2DC" w:sz="4"/>
+              <w:left w:val="single" w:color="C9D2DC" w:sz="4"/>
+              <w:bottom w:val="single" w:color="C9D2DC" w:sz="4"/>
+              <w:right w:val="single" w:color="C9D2DC" w:sz="4"/>
+            </w:tcBorders>
+            <w:shd w:fill="F3F5F6" w:color="auto" w:val="clear"/>
+            <w:tcMar>
+              <w:top w:type="dxa" w:w="60"/>
+              <w:left w:type="dxa" w:w="100"/>
+              <w:bottom w:type="dxa" w:w="60"/>
+              <w:right w:type="dxa" w:w="100"/>
+            </w:tcMar>
+          </w:tcPr>
+          <w:p>
+            <w:r>
+              <w:rPr>
+                <w:rFonts w:ascii="Arial" w:cs="Arial" w:eastAsia="Arial" w:hAnsi="Arial"/>
+                <w:b w:val="false"/>
+                <w:bCs w:val="false"/>
+                <w:color w:val="23366F"/>
+                <w:sz w:val="18"/>
+                <w:szCs w:val="18"/>
+              </w:rPr>
+              <w:t xml:space="preserve">Validar con Legal antes de mostrar datos de una persona en producción</w:t>
+            </w:r>
+          </w:p>
+        </w:tc>
+      </w:tr>
+      <w:tr>
+        <w:trPr>
+          <w:tblHeader w:val="false"/>
+        </w:trPr>
+        <w:tc>
+          <w:tcPr>
+            <w:tcW w:type="dxa" w:w="3400"/>
+            <w:tcBorders>
+              <w:top w:val="single" w:color="C9D2DC" w:sz="4"/>
+              <w:left w:val="single" w:color="C9D2DC" w:sz="4"/>
+              <w:bottom w:val="single" w:color="C9D2DC" w:sz="4"/>
+              <w:right w:val="single" w:color="C9D2DC" w:sz="4"/>
+            </w:tcBorders>
+            <w:tcMar>
+              <w:top w:type="dxa" w:w="60"/>
+              <w:left w:type="dxa" w:w="100"/>
+              <w:bottom w:type="dxa" w:w="60"/>
+              <w:right w:type="dxa" w:w="100"/>
+            </w:tcMar>
+          </w:tcPr>
+          <w:p>
+            <w:r>
+              <w:rPr>
+                <w:rFonts w:ascii="Arial" w:cs="Arial" w:eastAsia="Arial" w:hAnsi="Arial"/>
+                <w:b w:val="false"/>
+                <w:bCs w:val="false"/>
+                <w:color w:val="23366F"/>
+                <w:sz w:val="18"/>
+                <w:szCs w:val="18"/>
+              </w:rPr>
               <w:t xml:space="preserve">Hogar = Seguro Hogar Fácil Plus</w:t>
             </w:r>
           </w:p>
@@ -9625,6 +10127,135 @@
                 <w:szCs w:val="18"/>
               </w:rPr>
               <w:t xml:space="preserve">Tres cotizadores de demostración que contratan de punta a punta dentro del sitio, con la barra de pasos, el alto y la medición conectados; 996 comprobaciones, 0 fallas</w:t>
+            </w:r>
+          </w:p>
+        </w:tc>
+      </w:tr>
+      <w:tr>
+        <w:trPr>
+          <w:tblHeader w:val="false"/>
+        </w:trPr>
+        <w:tc>
+          <w:tcPr>
+            <w:tcW w:type="dxa" w:w="1300"/>
+            <w:tcBorders>
+              <w:top w:val="single" w:color="C9D2DC" w:sz="4"/>
+              <w:left w:val="single" w:color="C9D2DC" w:sz="4"/>
+              <w:bottom w:val="single" w:color="C9D2DC" w:sz="4"/>
+              <w:right w:val="single" w:color="C9D2DC" w:sz="4"/>
+            </w:tcBorders>
+            <w:shd w:fill="F3F5F6" w:color="auto" w:val="clear"/>
+            <w:tcMar>
+              <w:top w:type="dxa" w:w="60"/>
+              <w:left w:type="dxa" w:w="100"/>
+              <w:bottom w:type="dxa" w:w="60"/>
+              <w:right w:type="dxa" w:w="100"/>
+            </w:tcMar>
+          </w:tcPr>
+          <w:p>
+            <w:r>
+              <w:rPr>
+                <w:rFonts w:ascii="Arial" w:cs="Arial" w:eastAsia="Arial" w:hAnsi="Arial"/>
+                <w:b w:val="false"/>
+                <w:bCs w:val="false"/>
+                <w:color w:val="23366F"/>
+                <w:sz w:val="18"/>
+                <w:szCs w:val="18"/>
+              </w:rPr>
+              <w:t xml:space="preserve">10-10-2026</w:t>
+            </w:r>
+          </w:p>
+        </w:tc>
+        <w:tc>
+          <w:tcPr>
+            <w:tcW w:type="dxa" w:w="1500"/>
+            <w:tcBorders>
+              <w:top w:val="single" w:color="C9D2DC" w:sz="4"/>
+              <w:left w:val="single" w:color="C9D2DC" w:sz="4"/>
+              <w:bottom w:val="single" w:color="C9D2DC" w:sz="4"/>
+              <w:right w:val="single" w:color="C9D2DC" w:sz="4"/>
+            </w:tcBorders>
+            <w:shd w:fill="F3F5F6" w:color="auto" w:val="clear"/>
+            <w:tcMar>
+              <w:top w:type="dxa" w:w="60"/>
+              <w:left w:type="dxa" w:w="100"/>
+              <w:bottom w:type="dxa" w:w="60"/>
+              <w:right w:type="dxa" w:w="100"/>
+            </w:tcMar>
+          </w:tcPr>
+          <w:p>
+            <w:r>
+              <w:rPr>
+                <w:rFonts w:ascii="Arial" w:cs="Arial" w:eastAsia="Arial" w:hAnsi="Arial"/>
+                <w:b w:val="false"/>
+                <w:bCs w:val="false"/>
+                <w:color w:val="23366F"/>
+                <w:sz w:val="18"/>
+                <w:szCs w:val="18"/>
+              </w:rPr>
+              <w:t xml:space="preserve">Claude Code</w:t>
+            </w:r>
+          </w:p>
+        </w:tc>
+        <w:tc>
+          <w:tcPr>
+            <w:tcW w:type="dxa" w:w="3500"/>
+            <w:tcBorders>
+              <w:top w:val="single" w:color="C9D2DC" w:sz="4"/>
+              <w:left w:val="single" w:color="C9D2DC" w:sz="4"/>
+              <w:bottom w:val="single" w:color="C9D2DC" w:sz="4"/>
+              <w:right w:val="single" w:color="C9D2DC" w:sz="4"/>
+            </w:tcBorders>
+            <w:shd w:fill="F3F5F6" w:color="auto" w:val="clear"/>
+            <w:tcMar>
+              <w:top w:type="dxa" w:w="60"/>
+              <w:left w:type="dxa" w:w="100"/>
+              <w:bottom w:type="dxa" w:w="60"/>
+              <w:right w:type="dxa" w:w="100"/>
+            </w:tcMar>
+          </w:tcPr>
+          <w:p>
+            <w:r>
+              <w:rPr>
+                <w:rFonts w:ascii="Arial" w:cs="Arial" w:eastAsia="Arial" w:hAnsi="Arial"/>
+                <w:b w:val="false"/>
+                <w:bCs w:val="false"/>
+                <w:color w:val="23366F"/>
+                <w:sz w:val="18"/>
+                <w:szCs w:val="18"/>
+              </w:rPr>
+              <w:t xml:space="preserve">Traer a MatIAs para vender Auto y Hogar con un espacio de servicio; gris #F5F5F5, sin transparencias, menos alto y un mejor menú de trámites</w:t>
+            </w:r>
+          </w:p>
+        </w:tc>
+        <w:tc>
+          <w:tcPr>
+            <w:tcW w:type="dxa" w:w="3338"/>
+            <w:tcBorders>
+              <w:top w:val="single" w:color="C9D2DC" w:sz="4"/>
+              <w:left w:val="single" w:color="C9D2DC" w:sz="4"/>
+              <w:bottom w:val="single" w:color="C9D2DC" w:sz="4"/>
+              <w:right w:val="single" w:color="C9D2DC" w:sz="4"/>
+            </w:tcBorders>
+            <w:shd w:fill="F3F5F6" w:color="auto" w:val="clear"/>
+            <w:tcMar>
+              <w:top w:type="dxa" w:w="60"/>
+              <w:left w:type="dxa" w:w="100"/>
+              <w:bottom w:type="dxa" w:w="60"/>
+              <w:right w:type="dxa" w:w="100"/>
+            </w:tcMar>
+          </w:tcPr>
+          <w:p>
+            <w:r>
+              <w:rPr>
+                <w:rFonts w:ascii="Arial" w:cs="Arial" w:eastAsia="Arial" w:hAnsi="Arial"/>
+                <w:b w:val="false"/>
+                <w:bCs w:val="false"/>
+                <w:color w:val="23366F"/>
+                <w:sz w:val="18"/>
+                <w:szCs w:val="18"/>
+              </w:rPr>
+              <w:t xml:space="preserve">MatIAs con «Contratar» y «Ayuda»; diseño corregido; 1.027 comprobaciones, 0 fallas</w:t>
             </w:r>
           </w:p>
         </w:tc>
@@ -9701,7 +10332,7 @@
           <w:sz w:val="21"/>
           <w:szCs w:val="21"/>
         </w:rPr>
-        <w:t xml:space="preserve">Pendientes: 54 definiciones antes de producción (Configuración › Pendientes). Las principales: autenticación definitiva, dirección del formulario oficial de tres cotizadores (hoy cargan los de demostración), qué planes de Hogar se contratan en línea, reglas de designación de beneficiarios y funcionamiento de cada herramienta dentro del marco (sesión, Safari, pasarela de pago), herramienta de analítica, textos legales, canales de Banco BICE, nombres oficiales (Protección Urgencias, Oncológico Familiar Directo, Mi Vida + Salud), destino de denuncia de vida y de reembolso, vigencia de promociones.</w:t>
+        <w:t xml:space="preserve">Pendientes: 58 definiciones antes de producción (Configuración › Pendientes). Las principales: autenticación definitiva, dirección del formulario oficial de tres cotizadores (hoy cargan los de demostración), qué planes de Hogar se contratan en línea, reglas de designación de beneficiarios y funcionamiento de cada herramienta dentro del marco (sesión, Safari, pasarela de pago), herramienta de analítica, textos legales, canales de Banco BICE, nombres oficiales (Protección Urgencias, Oncológico Familiar Directo, Mi Vida + Salud), destino de denuncia de vida y de reembolso, vigencia de promociones.</w:t>
       </w:r>
     </w:p>
     <w:p>
@@ -10120,6 +10751,104 @@
                 <w:szCs w:val="18"/>
               </w:rPr>
               <w:t xml:space="preserve">Cotizadores de demostración de Auto Digital, Hogar Fácil Plus y Protección Urgencias, que contratan de punta a punta dentro del sitio</w:t>
+            </w:r>
+          </w:p>
+        </w:tc>
+      </w:tr>
+      <w:tr>
+        <w:trPr>
+          <w:tblHeader w:val="false"/>
+        </w:trPr>
+        <w:tc>
+          <w:tcPr>
+            <w:tcW w:type="dxa" w:w="1300"/>
+            <w:tcBorders>
+              <w:top w:val="single" w:color="C9D2DC" w:sz="4"/>
+              <w:left w:val="single" w:color="C9D2DC" w:sz="4"/>
+              <w:bottom w:val="single" w:color="C9D2DC" w:sz="4"/>
+              <w:right w:val="single" w:color="C9D2DC" w:sz="4"/>
+            </w:tcBorders>
+            <w:shd w:fill="F3F5F6" w:color="auto" w:val="clear"/>
+            <w:tcMar>
+              <w:top w:type="dxa" w:w="60"/>
+              <w:left w:type="dxa" w:w="100"/>
+              <w:bottom w:type="dxa" w:w="60"/>
+              <w:right w:type="dxa" w:w="100"/>
+            </w:tcMar>
+          </w:tcPr>
+          <w:p>
+            <w:r>
+              <w:rPr>
+                <w:rFonts w:ascii="Arial" w:cs="Arial" w:eastAsia="Arial" w:hAnsi="Arial"/>
+                <w:b w:val="false"/>
+                <w:bCs w:val="false"/>
+                <w:color w:val="23366F"/>
+                <w:sz w:val="18"/>
+                <w:szCs w:val="18"/>
+              </w:rPr>
+              <w:t xml:space="preserve">1.3</w:t>
+            </w:r>
+          </w:p>
+        </w:tc>
+        <w:tc>
+          <w:tcPr>
+            <w:tcW w:type="dxa" w:w="2600"/>
+            <w:tcBorders>
+              <w:top w:val="single" w:color="C9D2DC" w:sz="4"/>
+              <w:left w:val="single" w:color="C9D2DC" w:sz="4"/>
+              <w:bottom w:val="single" w:color="C9D2DC" w:sz="4"/>
+              <w:right w:val="single" w:color="C9D2DC" w:sz="4"/>
+            </w:tcBorders>
+            <w:shd w:fill="F3F5F6" w:color="auto" w:val="clear"/>
+            <w:tcMar>
+              <w:top w:type="dxa" w:w="60"/>
+              <w:left w:type="dxa" w:w="100"/>
+              <w:bottom w:type="dxa" w:w="60"/>
+              <w:right w:type="dxa" w:w="100"/>
+            </w:tcMar>
+          </w:tcPr>
+          <w:p>
+            <w:r>
+              <w:rPr>
+                <w:rFonts w:ascii="Arial" w:cs="Arial" w:eastAsia="Arial" w:hAnsi="Arial"/>
+                <w:b w:val="false"/>
+                <w:bCs w:val="false"/>
+                <w:color w:val="23366F"/>
+                <w:sz w:val="18"/>
+                <w:szCs w:val="18"/>
+              </w:rPr>
+              <w:t xml:space="preserve">10 de octubre de 2026</w:t>
+            </w:r>
+          </w:p>
+        </w:tc>
+        <w:tc>
+          <w:tcPr>
+            <w:tcW w:type="dxa" w:w="5738"/>
+            <w:tcBorders>
+              <w:top w:val="single" w:color="C9D2DC" w:sz="4"/>
+              <w:left w:val="single" w:color="C9D2DC" w:sz="4"/>
+              <w:bottom w:val="single" w:color="C9D2DC" w:sz="4"/>
+              <w:right w:val="single" w:color="C9D2DC" w:sz="4"/>
+            </w:tcBorders>
+            <w:shd w:fill="F3F5F6" w:color="auto" w:val="clear"/>
+            <w:tcMar>
+              <w:top w:type="dxa" w:w="60"/>
+              <w:left w:type="dxa" w:w="100"/>
+              <w:bottom w:type="dxa" w:w="60"/>
+              <w:right w:type="dxa" w:w="100"/>
+            </w:tcMar>
+          </w:tcPr>
+          <w:p>
+            <w:r>
+              <w:rPr>
+                <w:rFonts w:ascii="Arial" w:cs="Arial" w:eastAsia="Arial" w:hAnsi="Arial"/>
+                <w:b w:val="false"/>
+                <w:bCs w:val="false"/>
+                <w:color w:val="23366F"/>
+                <w:sz w:val="18"/>
+                <w:szCs w:val="18"/>
+              </w:rPr>
+              <w:t xml:space="preserve">MatIAs (venta de Auto y Hogar y ayuda de servicio) y correcciones de diseño: gris, sin transparencias, alturas y franja de trámites</w:t>
             </w:r>
           </w:p>
         </w:tc>

--- a/_entregables/documentacion_general_tecnica_seguros_zurich_bice.docx
+++ b/_entregables/documentacion_general_tecnica_seguros_zurich_bice.docx
@@ -394,7 +394,7 @@
                 <w:sz w:val="18"/>
                 <w:szCs w:val="18"/>
               </w:rPr>
-              <w:t xml:space="preserve">1.3 · 10 de octubre de 2026</w:t>
+              <w:t xml:space="preserve">1.4 · 10 de octubre de 2026</w:t>
             </w:r>
           </w:p>
         </w:tc>
@@ -1217,7 +1217,7 @@
           <w:sz w:val="21"/>
           <w:szCs w:val="21"/>
         </w:rPr>
-        <w:t xml:space="preserve">Validar con Zurich y Banco BICE los 54 pendientes listados en Configuración › Pendientes.</w:t>
+        <w:t xml:space="preserve">Validar con Zurich y Banco BICE los 58 pendientes listados en Configuración › Pendientes.</w:t>
       </w:r>
     </w:p>
     <w:p>
@@ -7188,6 +7188,25 @@
     </w:p>
     <w:p>
       <w:pPr>
+        <w:pStyle w:val="ListParagraph"/>
+        <w:numPr>
+          <w:ilvl w:val="0"/>
+          <w:numId w:val="2"/>
+        </w:numPr>
+        <w:spacing w:after="80" w:line="290"/>
+      </w:pPr>
+      <w:r>
+        <w:rPr>
+          <w:rFonts w:ascii="Arial" w:cs="Arial" w:eastAsia="Arial" w:hAnsi="Arial"/>
+          <w:color w:val="23366F"/>
+          <w:sz w:val="21"/>
+          <w:szCs w:val="21"/>
+        </w:rPr>
+        <w:t xml:space="preserve">Datos para probar, a la vista: botón «Datos para probar» abajo a la izquierda en todas las páginas (también en el acceso), con los correos de acceso, los dos clientes ficticios y la cédula, cada uno con botón «Copiar». Junto a cada cotizador de demostración, los datos del paso en que va la persona y el botón «Completar este paso», que los escribe en el cotizador; en el celular va arriba del cotizador. En el acceso y en MatIAs, los datos se escriben con un clic. Las autorizaciones, las declaraciones y los documentos los marca siempre la persona. Se apaga en Configuración › Contenidos › Secciones.</w:t>
+      </w:r>
+    </w:p>
+    <w:p>
+      <w:pPr>
         <w:pStyle w:val="Heading2"/>
         <w:spacing w:after="100" w:before="240"/>
       </w:pPr>
@@ -7219,7 +7238,7 @@
           <w:sz w:val="21"/>
           <w:szCs w:val="21"/>
         </w:rPr>
-        <w:t xml:space="preserve">node _herramientas/verificar.mjs (requiere Playwright con Chromium). Última ejecución: 1.027 comprobaciones correctas, 0 fallas, con las tres compras completas dentro del sitio y las conversaciones de MatIAs.</w:t>
+        <w:t xml:space="preserve">node _herramientas/verificar.mjs (requiere Playwright con Chromium). Última ejecución: 1.051 comprobaciones correctas, 0 fallas, con las tres compras completas dentro del sitio, las conversaciones de MatIAs y los datos para probar.</w:t>
       </w:r>
     </w:p>
     <w:p>
@@ -7386,7 +7405,7 @@
           <w:sz w:val="21"/>
           <w:szCs w:val="21"/>
         </w:rPr>
-        <w:t xml:space="preserve">Clientes de prueba de los cotizadores de demostración: RUT 10111222-5 (patente AAAA11) y 20111222-2 (patente BBBB22); la cédula acepta nueve dígitos cualesquiera.</w:t>
+        <w:t xml:space="preserve">Clientes de prueba de los cotizadores de demostración: RUT 10111222-5 (patente AAAA11, Providencia) y 20111222-2 (patente BBBB22, Las Condes); la cédula acepta nueve dígitos cualesquiera. Los datos de cada paso están en una sola tabla, herramientas/assets/js/prueba-pasos.js, que leen el sitio y el cotizador.</w:t>
       </w:r>
     </w:p>
     <w:p>
@@ -7798,7 +7817,7 @@
           <w:sz w:val="21"/>
           <w:szCs w:val="21"/>
         </w:rPr>
-        <w:t xml:space="preserve">MatIAs mide matias_click_abrir, matias_rec_pregunta (qué intención reconoció y con qué resultado, nunca lo escrito), matias_rec_captura, matias_click_consentimiento y matias_click_ir; la llegada al cotizador por MatIAs queda en *_rec_inicio_flujo con via: matias.</w:t>
+        <w:t xml:space="preserve">MatIAs mide matias_click_abrir, matias_rec_pregunta (qué intención reconoció y con qué resultado, nunca lo escrito), matias_rec_captura, matias_click_consentimiento y matias_click_ir; la llegada al cotizador por MatIAs queda en *_rec_inicio_flujo con via: matias. Los datos para probar miden prueba_click_abrir, prueba_click_copiar y prueba_click_completar, y el clic en un dato del acceso o de MatIAs (login_click_dato_prueba, matias_click_dato_prueba).</w:t>
       </w:r>
     </w:p>
     <w:p>
@@ -7829,7 +7848,7 @@
           <w:sz w:val="21"/>
           <w:szCs w:val="21"/>
         </w:rPr>
-        <w:t xml:space="preserve">La herramienta oficial envía con postMessage { fuente: "zurich", tipo: "paso", paso: "&lt;nombre&gt;" } en cada avance y { fuente: "zurich", tipo: "fin" } al terminar. El sitio solo acepta mensajes del origen exacto configurado. El administrador puede simular estos eventos desde el marco para mostrar la medición. Los cotizadores de demostración ya cumplen el contrato y envían además { tipo: "alto" }, para que el marco tome el alto del contenido, y { tipo: "foco" }, para mostrar un aviso o un error que quedó fuera de la vista.</w:t>
+        <w:t xml:space="preserve">La herramienta oficial envía con postMessage { fuente: "zurich", tipo: "paso", paso: "&lt;nombre&gt;" } en cada avance y { fuente: "zurich", tipo: "fin" } al terminar. El sitio solo acepta mensajes del origen exacto configurado. El administrador puede simular estos eventos desde el marco para mostrar la medición. Los cotizadores de demostración ya cumplen el contrato y envían además { tipo: "alto" }, para que el marco tome el alto del contenido, y { tipo: "foco" }, para mostrar un aviso o un error que quedó fuera de la vista. Del sitio al cotizador de demostración van { fuente: "zurich-sitio", tipo: "elegir" } (MatIAs elige un plan o deducible) y { tipo: "rellenar" } («Completar este paso»), que responde { tipo: "rellenado", campos }.</w:t>
       </w:r>
     </w:p>
     <w:p>
@@ -8012,7 +8031,7 @@
           <w:sz w:val="21"/>
           <w:szCs w:val="21"/>
         </w:rPr>
-        <w:t xml:space="preserve">Contraste AA verificado en 4.776 textos de todas las páginas y pantallas, también con MatIAs abierto.</w:t>
+        <w:t xml:space="preserve">Contraste AA verificado en 4.918 textos de todas las páginas y pantallas, también con MatIAs y los datos para probar abiertos.</w:t>
       </w:r>
     </w:p>
     <w:p>
@@ -10260,6 +10279,131 @@
           </w:p>
         </w:tc>
       </w:tr>
+      <w:tr>
+        <w:trPr>
+          <w:tblHeader w:val="false"/>
+        </w:trPr>
+        <w:tc>
+          <w:tcPr>
+            <w:tcW w:type="dxa" w:w="1300"/>
+            <w:tcBorders>
+              <w:top w:val="single" w:color="C9D2DC" w:sz="4"/>
+              <w:left w:val="single" w:color="C9D2DC" w:sz="4"/>
+              <w:bottom w:val="single" w:color="C9D2DC" w:sz="4"/>
+              <w:right w:val="single" w:color="C9D2DC" w:sz="4"/>
+            </w:tcBorders>
+            <w:tcMar>
+              <w:top w:type="dxa" w:w="60"/>
+              <w:left w:type="dxa" w:w="100"/>
+              <w:bottom w:type="dxa" w:w="60"/>
+              <w:right w:type="dxa" w:w="100"/>
+            </w:tcMar>
+          </w:tcPr>
+          <w:p>
+            <w:r>
+              <w:rPr>
+                <w:rFonts w:ascii="Arial" w:cs="Arial" w:eastAsia="Arial" w:hAnsi="Arial"/>
+                <w:b w:val="false"/>
+                <w:bCs w:val="false"/>
+                <w:color w:val="23366F"/>
+                <w:sz w:val="18"/>
+                <w:szCs w:val="18"/>
+              </w:rPr>
+              <w:t xml:space="preserve">10-10-2026</w:t>
+            </w:r>
+          </w:p>
+        </w:tc>
+        <w:tc>
+          <w:tcPr>
+            <w:tcW w:type="dxa" w:w="1500"/>
+            <w:tcBorders>
+              <w:top w:val="single" w:color="C9D2DC" w:sz="4"/>
+              <w:left w:val="single" w:color="C9D2DC" w:sz="4"/>
+              <w:bottom w:val="single" w:color="C9D2DC" w:sz="4"/>
+              <w:right w:val="single" w:color="C9D2DC" w:sz="4"/>
+            </w:tcBorders>
+            <w:tcMar>
+              <w:top w:type="dxa" w:w="60"/>
+              <w:left w:type="dxa" w:w="100"/>
+              <w:bottom w:type="dxa" w:w="60"/>
+              <w:right w:type="dxa" w:w="100"/>
+            </w:tcMar>
+          </w:tcPr>
+          <w:p>
+            <w:r>
+              <w:rPr>
+                <w:rFonts w:ascii="Arial" w:cs="Arial" w:eastAsia="Arial" w:hAnsi="Arial"/>
+                <w:b w:val="false"/>
+                <w:bCs w:val="false"/>
+                <w:color w:val="23366F"/>
+                <w:sz w:val="18"/>
+                <w:szCs w:val="18"/>
+              </w:rPr>
+              <w:t xml:space="preserve">Claude Code</w:t>
+            </w:r>
+          </w:p>
+        </w:tc>
+        <w:tc>
+          <w:tcPr>
+            <w:tcW w:type="dxa" w:w="3500"/>
+            <w:tcBorders>
+              <w:top w:val="single" w:color="C9D2DC" w:sz="4"/>
+              <w:left w:val="single" w:color="C9D2DC" w:sz="4"/>
+              <w:bottom w:val="single" w:color="C9D2DC" w:sz="4"/>
+              <w:right w:val="single" w:color="C9D2DC" w:sz="4"/>
+            </w:tcBorders>
+            <w:tcMar>
+              <w:top w:type="dxa" w:w="60"/>
+              <w:left w:type="dxa" w:w="100"/>
+              <w:bottom w:type="dxa" w:w="60"/>
+              <w:right w:type="dxa" w:w="100"/>
+            </w:tcMar>
+          </w:tcPr>
+          <w:p>
+            <w:r>
+              <w:rPr>
+                <w:rFonts w:ascii="Arial" w:cs="Arial" w:eastAsia="Arial" w:hAnsi="Arial"/>
+                <w:b w:val="false"/>
+                <w:bCs w:val="false"/>
+                <w:color w:val="23366F"/>
+                <w:sz w:val="18"/>
+                <w:szCs w:val="18"/>
+              </w:rPr>
+              <w:t xml:space="preserve">Agregar los datos para probar en el mismo aplicativo, a la vista; confirmar que se arreglaron las alturas</w:t>
+            </w:r>
+          </w:p>
+        </w:tc>
+        <w:tc>
+          <w:tcPr>
+            <w:tcW w:type="dxa" w:w="3338"/>
+            <w:tcBorders>
+              <w:top w:val="single" w:color="C9D2DC" w:sz="4"/>
+              <w:left w:val="single" w:color="C9D2DC" w:sz="4"/>
+              <w:bottom w:val="single" w:color="C9D2DC" w:sz="4"/>
+              <w:right w:val="single" w:color="C9D2DC" w:sz="4"/>
+            </w:tcBorders>
+            <w:tcMar>
+              <w:top w:type="dxa" w:w="60"/>
+              <w:left w:type="dxa" w:w="100"/>
+              <w:bottom w:type="dxa" w:w="60"/>
+              <w:right w:type="dxa" w:w="100"/>
+            </w:tcMar>
+          </w:tcPr>
+          <w:p>
+            <w:r>
+              <w:rPr>
+                <w:rFonts w:ascii="Arial" w:cs="Arial" w:eastAsia="Arial" w:hAnsi="Arial"/>
+                <w:b w:val="false"/>
+                <w:bCs w:val="false"/>
+                <w:color w:val="23366F"/>
+                <w:sz w:val="18"/>
+                <w:szCs w:val="18"/>
+              </w:rPr>
+              <w:t xml:space="preserve">Datos para probar en todas las páginas, junto a cada cotizador (con «Completar este paso»), en el acceso y en MatIAs; segunda pasada de alturas (portada en celular de 9.901 a 6.993 px); firma sin transparencia en Auto y Hogar; 1.051 comprobaciones, 0 fallas</w:t>
+            </w:r>
+          </w:p>
+        </w:tc>
+      </w:tr>
     </w:tbl>
     <w:p>
       <w:pPr>
@@ -10849,6 +10993,101 @@
                 <w:szCs w:val="18"/>
               </w:rPr>
               <w:t xml:space="preserve">MatIAs (venta de Auto y Hogar y ayuda de servicio) y correcciones de diseño: gris, sin transparencias, alturas y franja de trámites</w:t>
+            </w:r>
+          </w:p>
+        </w:tc>
+      </w:tr>
+      <w:tr>
+        <w:trPr>
+          <w:tblHeader w:val="false"/>
+        </w:trPr>
+        <w:tc>
+          <w:tcPr>
+            <w:tcW w:type="dxa" w:w="1300"/>
+            <w:tcBorders>
+              <w:top w:val="single" w:color="C9D2DC" w:sz="4"/>
+              <w:left w:val="single" w:color="C9D2DC" w:sz="4"/>
+              <w:bottom w:val="single" w:color="C9D2DC" w:sz="4"/>
+              <w:right w:val="single" w:color="C9D2DC" w:sz="4"/>
+            </w:tcBorders>
+            <w:tcMar>
+              <w:top w:type="dxa" w:w="60"/>
+              <w:left w:type="dxa" w:w="100"/>
+              <w:bottom w:type="dxa" w:w="60"/>
+              <w:right w:type="dxa" w:w="100"/>
+            </w:tcMar>
+          </w:tcPr>
+          <w:p>
+            <w:r>
+              <w:rPr>
+                <w:rFonts w:ascii="Arial" w:cs="Arial" w:eastAsia="Arial" w:hAnsi="Arial"/>
+                <w:b w:val="false"/>
+                <w:bCs w:val="false"/>
+                <w:color w:val="23366F"/>
+                <w:sz w:val="18"/>
+                <w:szCs w:val="18"/>
+              </w:rPr>
+              <w:t xml:space="preserve">1.4</w:t>
+            </w:r>
+          </w:p>
+        </w:tc>
+        <w:tc>
+          <w:tcPr>
+            <w:tcW w:type="dxa" w:w="2600"/>
+            <w:tcBorders>
+              <w:top w:val="single" w:color="C9D2DC" w:sz="4"/>
+              <w:left w:val="single" w:color="C9D2DC" w:sz="4"/>
+              <w:bottom w:val="single" w:color="C9D2DC" w:sz="4"/>
+              <w:right w:val="single" w:color="C9D2DC" w:sz="4"/>
+            </w:tcBorders>
+            <w:tcMar>
+              <w:top w:type="dxa" w:w="60"/>
+              <w:left w:type="dxa" w:w="100"/>
+              <w:bottom w:type="dxa" w:w="60"/>
+              <w:right w:type="dxa" w:w="100"/>
+            </w:tcMar>
+          </w:tcPr>
+          <w:p>
+            <w:r>
+              <w:rPr>
+                <w:rFonts w:ascii="Arial" w:cs="Arial" w:eastAsia="Arial" w:hAnsi="Arial"/>
+                <w:b w:val="false"/>
+                <w:bCs w:val="false"/>
+                <w:color w:val="23366F"/>
+                <w:sz w:val="18"/>
+                <w:szCs w:val="18"/>
+              </w:rPr>
+              <w:t xml:space="preserve">10 de octubre de 2026</w:t>
+            </w:r>
+          </w:p>
+        </w:tc>
+        <w:tc>
+          <w:tcPr>
+            <w:tcW w:type="dxa" w:w="5738"/>
+            <w:tcBorders>
+              <w:top w:val="single" w:color="C9D2DC" w:sz="4"/>
+              <w:left w:val="single" w:color="C9D2DC" w:sz="4"/>
+              <w:bottom w:val="single" w:color="C9D2DC" w:sz="4"/>
+              <w:right w:val="single" w:color="C9D2DC" w:sz="4"/>
+            </w:tcBorders>
+            <w:tcMar>
+              <w:top w:type="dxa" w:w="60"/>
+              <w:left w:type="dxa" w:w="100"/>
+              <w:bottom w:type="dxa" w:w="60"/>
+              <w:right w:type="dxa" w:w="100"/>
+            </w:tcMar>
+          </w:tcPr>
+          <w:p>
+            <w:r>
+              <w:rPr>
+                <w:rFonts w:ascii="Arial" w:cs="Arial" w:eastAsia="Arial" w:hAnsi="Arial"/>
+                <w:b w:val="false"/>
+                <w:bCs w:val="false"/>
+                <w:color w:val="23366F"/>
+                <w:sz w:val="18"/>
+                <w:szCs w:val="18"/>
+              </w:rPr>
+              <w:t xml:space="preserve">Datos para probar a la vista (botón fijo, junto a cada cotizador con «Completar este paso», en el acceso y en MatIAs) y segunda pasada de alturas</w:t>
             </w:r>
           </w:p>
         </w:tc>

--- a/_entregables/documentacion_general_tecnica_seguros_zurich_bice.docx
+++ b/_entregables/documentacion_general_tecnica_seguros_zurich_bice.docx
@@ -394,7 +394,7 @@
                 <w:sz w:val="18"/>
                 <w:szCs w:val="18"/>
               </w:rPr>
-              <w:t xml:space="preserve">1.4 · 10 de octubre de 2026</w:t>
+              <w:t xml:space="preserve">1.5 · 10 de octubre de 2026</w:t>
             </w:r>
           </w:p>
         </w:tc>
@@ -7202,7 +7202,7 @@
           <w:sz w:val="21"/>
           <w:szCs w:val="21"/>
         </w:rPr>
-        <w:t xml:space="preserve">Datos para probar, a la vista: botón «Datos para probar» abajo a la izquierda en todas las páginas (también en el acceso), con los correos de acceso, los dos clientes ficticios y la cédula, cada uno con botón «Copiar». Junto a cada cotizador de demostración, los datos del paso en que va la persona y el botón «Completar este paso», que los escribe en el cotizador; en el celular va arriba del cotizador. En el acceso y en MatIAs, los datos se escriben con un clic. Las autorizaciones, las declaraciones y los documentos los marca siempre la persona. Se apaga en Configuración › Contenidos › Secciones.</w:t>
+        <w:t xml:space="preserve">Datos para probar, a la vista: botón «Datos para probar» abajo a la izquierda en todas las páginas (también en el acceso), con los correos de acceso, los dos clientes ficticios y la cédula, cada uno con botón «Copiar». Dentro del marco de cada cotizador de demostración, sobre el formulario, una franja con los datos del paso en que va la persona, que se copian con un clic, y el botón «Completar este paso», que los escribe en el cotizador. No va al costado: ese espacio es de la promoción. En el acceso y en MatIAs, los datos se escriben con un clic. Las autorizaciones, las declaraciones y los documentos los marca siempre la persona. Se apaga en Configuración › Contenidos › Secciones.</w:t>
       </w:r>
     </w:p>
     <w:p>
@@ -7238,7 +7238,7 @@
           <w:sz w:val="21"/>
           <w:szCs w:val="21"/>
         </w:rPr>
-        <w:t xml:space="preserve">node _herramientas/verificar.mjs (requiere Playwright con Chromium). Última ejecución: 1.051 comprobaciones correctas, 0 fallas, con las tres compras completas dentro del sitio, las conversaciones de MatIAs y los datos para probar.</w:t>
+        <w:t xml:space="preserve">node _herramientas/verificar.mjs (requiere Playwright con Chromium). Última ejecución: 1.053 comprobaciones correctas, 0 fallas, con las tres compras completas dentro del sitio, las conversaciones de MatIAs y los datos para probar.</w:t>
       </w:r>
     </w:p>
     <w:p>
@@ -7993,7 +7993,26 @@
           <w:sz w:val="21"/>
           <w:szCs w:val="21"/>
         </w:rPr>
-        <w:t xml:space="preserve">Lenguaje de formas de cuatro piezas, apoyado en divisores.</w:t>
+        <w:t xml:space="preserve">Lenguaje de formas de cuatro piezas, apoyado en divisores: dos azules de marca y dos acentos de la paleta secundaria.</w:t>
+      </w:r>
+    </w:p>
+    <w:p>
+      <w:pPr>
+        <w:pStyle w:val="ListParagraph"/>
+        <w:numPr>
+          <w:ilvl w:val="0"/>
+          <w:numId w:val="2"/>
+        </w:numPr>
+        <w:spacing w:after="80" w:line="290"/>
+      </w:pPr>
+      <w:r>
+        <w:rPr>
+          <w:rFonts w:ascii="Arial" w:cs="Arial" w:eastAsia="Arial" w:hAnsi="Arial"/>
+          <w:color w:val="23366F"/>
+          <w:sz w:val="21"/>
+          <w:szCs w:val="21"/>
+        </w:rPr>
+        <w:t xml:space="preserve">Paleta secundaria como acento (el brandbook permite en sitios web aumentar su uso; pedido del dueño del proyecto: que no quede todo azul). Se eligieron dos: Cerceta #19BAB6 para servicio y beneficios (trazo antes de cada antetítulo, círculos de los trámites, íconos de beneficios) y Durazno #FF7569 para la promoción (punto de «Oferta del mes», círculo del regalo, borde del gancho). Encima solo azul oscuro (Cerceta 4,78:1; Durazno 4,38:1, solo en íconos), nunca texto blanco ni fondo completo sobre una foto.</w:t>
       </w:r>
     </w:p>
     <w:p>
@@ -8031,7 +8050,7 @@
           <w:sz w:val="21"/>
           <w:szCs w:val="21"/>
         </w:rPr>
-        <w:t xml:space="preserve">Contraste AA verificado en 4.918 textos de todas las páginas y pantallas, también con MatIAs y los datos para probar abiertos.</w:t>
+        <w:t xml:space="preserve">Contraste AA verificado en 4.901 textos de todas las páginas y pantallas, también con MatIAs y los datos para probar abiertos.</w:t>
       </w:r>
     </w:p>
     <w:p>
@@ -10404,6 +10423,135 @@
           </w:p>
         </w:tc>
       </w:tr>
+      <w:tr>
+        <w:trPr>
+          <w:tblHeader w:val="false"/>
+        </w:trPr>
+        <w:tc>
+          <w:tcPr>
+            <w:tcW w:type="dxa" w:w="1300"/>
+            <w:tcBorders>
+              <w:top w:val="single" w:color="C9D2DC" w:sz="4"/>
+              <w:left w:val="single" w:color="C9D2DC" w:sz="4"/>
+              <w:bottom w:val="single" w:color="C9D2DC" w:sz="4"/>
+              <w:right w:val="single" w:color="C9D2DC" w:sz="4"/>
+            </w:tcBorders>
+            <w:shd w:fill="F3F5F6" w:color="auto" w:val="clear"/>
+            <w:tcMar>
+              <w:top w:type="dxa" w:w="60"/>
+              <w:left w:type="dxa" w:w="100"/>
+              <w:bottom w:type="dxa" w:w="60"/>
+              <w:right w:type="dxa" w:w="100"/>
+            </w:tcMar>
+          </w:tcPr>
+          <w:p>
+            <w:r>
+              <w:rPr>
+                <w:rFonts w:ascii="Arial" w:cs="Arial" w:eastAsia="Arial" w:hAnsi="Arial"/>
+                <w:b w:val="false"/>
+                <w:bCs w:val="false"/>
+                <w:color w:val="23366F"/>
+                <w:sz w:val="18"/>
+                <w:szCs w:val="18"/>
+              </w:rPr>
+              <w:t xml:space="preserve">10-10-2026</w:t>
+            </w:r>
+          </w:p>
+        </w:tc>
+        <w:tc>
+          <w:tcPr>
+            <w:tcW w:type="dxa" w:w="1500"/>
+            <w:tcBorders>
+              <w:top w:val="single" w:color="C9D2DC" w:sz="4"/>
+              <w:left w:val="single" w:color="C9D2DC" w:sz="4"/>
+              <w:bottom w:val="single" w:color="C9D2DC" w:sz="4"/>
+              <w:right w:val="single" w:color="C9D2DC" w:sz="4"/>
+            </w:tcBorders>
+            <w:shd w:fill="F3F5F6" w:color="auto" w:val="clear"/>
+            <w:tcMar>
+              <w:top w:type="dxa" w:w="60"/>
+              <w:left w:type="dxa" w:w="100"/>
+              <w:bottom w:type="dxa" w:w="60"/>
+              <w:right w:type="dxa" w:w="100"/>
+            </w:tcMar>
+          </w:tcPr>
+          <w:p>
+            <w:r>
+              <w:rPr>
+                <w:rFonts w:ascii="Arial" w:cs="Arial" w:eastAsia="Arial" w:hAnsi="Arial"/>
+                <w:b w:val="false"/>
+                <w:bCs w:val="false"/>
+                <w:color w:val="23366F"/>
+                <w:sz w:val="18"/>
+                <w:szCs w:val="18"/>
+              </w:rPr>
+              <w:t xml:space="preserve">Claude Code</w:t>
+            </w:r>
+          </w:p>
+        </w:tc>
+        <w:tc>
+          <w:tcPr>
+            <w:tcW w:type="dxa" w:w="3500"/>
+            <w:tcBorders>
+              <w:top w:val="single" w:color="C9D2DC" w:sz="4"/>
+              <w:left w:val="single" w:color="C9D2DC" w:sz="4"/>
+              <w:bottom w:val="single" w:color="C9D2DC" w:sz="4"/>
+              <w:right w:val="single" w:color="C9D2DC" w:sz="4"/>
+            </w:tcBorders>
+            <w:shd w:fill="F3F5F6" w:color="auto" w:val="clear"/>
+            <w:tcMar>
+              <w:top w:type="dxa" w:w="60"/>
+              <w:left w:type="dxa" w:w="100"/>
+              <w:bottom w:type="dxa" w:w="60"/>
+              <w:right w:type="dxa" w:w="100"/>
+            </w:tcMar>
+          </w:tcPr>
+          <w:p>
+            <w:r>
+              <w:rPr>
+                <w:rFonts w:ascii="Arial" w:cs="Arial" w:eastAsia="Arial" w:hAnsi="Arial"/>
+                <w:b w:val="false"/>
+                <w:bCs w:val="false"/>
+                <w:color w:val="23366F"/>
+                <w:sz w:val="18"/>
+                <w:szCs w:val="18"/>
+              </w:rPr>
+              <w:t xml:space="preserve">No quitarle a la publicidad el espacio del costado con los datos para probar; usar levemente la paleta secundaria para que no quede tan azul</w:t>
+            </w:r>
+          </w:p>
+        </w:tc>
+        <w:tc>
+          <w:tcPr>
+            <w:tcW w:type="dxa" w:w="3338"/>
+            <w:tcBorders>
+              <w:top w:val="single" w:color="C9D2DC" w:sz="4"/>
+              <w:left w:val="single" w:color="C9D2DC" w:sz="4"/>
+              <w:bottom w:val="single" w:color="C9D2DC" w:sz="4"/>
+              <w:right w:val="single" w:color="C9D2DC" w:sz="4"/>
+            </w:tcBorders>
+            <w:shd w:fill="F3F5F6" w:color="auto" w:val="clear"/>
+            <w:tcMar>
+              <w:top w:type="dxa" w:w="60"/>
+              <w:left w:type="dxa" w:w="100"/>
+              <w:bottom w:type="dxa" w:w="60"/>
+              <w:right w:type="dxa" w:w="100"/>
+            </w:tcMar>
+          </w:tcPr>
+          <w:p>
+            <w:r>
+              <w:rPr>
+                <w:rFonts w:ascii="Arial" w:cs="Arial" w:eastAsia="Arial" w:hAnsi="Arial"/>
+                <w:b w:val="false"/>
+                <w:bCs w:val="false"/>
+                <w:color w:val="23366F"/>
+                <w:sz w:val="18"/>
+                <w:szCs w:val="18"/>
+              </w:rPr>
+              <w:t xml:space="preserve">Datos para probar en una franja dentro del marco del cotizador; Cerceta y Durazno como acentos; 1.053 comprobaciones, 0 fallas</w:t>
+            </w:r>
+          </w:p>
+        </w:tc>
+      </w:tr>
     </w:tbl>
     <w:p>
       <w:pPr>
@@ -11088,6 +11236,104 @@
                 <w:szCs w:val="18"/>
               </w:rPr>
               <w:t xml:space="preserve">Datos para probar a la vista (botón fijo, junto a cada cotizador con «Completar este paso», en el acceso y en MatIAs) y segunda pasada de alturas</w:t>
+            </w:r>
+          </w:p>
+        </w:tc>
+      </w:tr>
+      <w:tr>
+        <w:trPr>
+          <w:tblHeader w:val="false"/>
+        </w:trPr>
+        <w:tc>
+          <w:tcPr>
+            <w:tcW w:type="dxa" w:w="1300"/>
+            <w:tcBorders>
+              <w:top w:val="single" w:color="C9D2DC" w:sz="4"/>
+              <w:left w:val="single" w:color="C9D2DC" w:sz="4"/>
+              <w:bottom w:val="single" w:color="C9D2DC" w:sz="4"/>
+              <w:right w:val="single" w:color="C9D2DC" w:sz="4"/>
+            </w:tcBorders>
+            <w:shd w:fill="F3F5F6" w:color="auto" w:val="clear"/>
+            <w:tcMar>
+              <w:top w:type="dxa" w:w="60"/>
+              <w:left w:type="dxa" w:w="100"/>
+              <w:bottom w:type="dxa" w:w="60"/>
+              <w:right w:type="dxa" w:w="100"/>
+            </w:tcMar>
+          </w:tcPr>
+          <w:p>
+            <w:r>
+              <w:rPr>
+                <w:rFonts w:ascii="Arial" w:cs="Arial" w:eastAsia="Arial" w:hAnsi="Arial"/>
+                <w:b w:val="false"/>
+                <w:bCs w:val="false"/>
+                <w:color w:val="23366F"/>
+                <w:sz w:val="18"/>
+                <w:szCs w:val="18"/>
+              </w:rPr>
+              <w:t xml:space="preserve">1.5</w:t>
+            </w:r>
+          </w:p>
+        </w:tc>
+        <w:tc>
+          <w:tcPr>
+            <w:tcW w:type="dxa" w:w="2600"/>
+            <w:tcBorders>
+              <w:top w:val="single" w:color="C9D2DC" w:sz="4"/>
+              <w:left w:val="single" w:color="C9D2DC" w:sz="4"/>
+              <w:bottom w:val="single" w:color="C9D2DC" w:sz="4"/>
+              <w:right w:val="single" w:color="C9D2DC" w:sz="4"/>
+            </w:tcBorders>
+            <w:shd w:fill="F3F5F6" w:color="auto" w:val="clear"/>
+            <w:tcMar>
+              <w:top w:type="dxa" w:w="60"/>
+              <w:left w:type="dxa" w:w="100"/>
+              <w:bottom w:type="dxa" w:w="60"/>
+              <w:right w:type="dxa" w:w="100"/>
+            </w:tcMar>
+          </w:tcPr>
+          <w:p>
+            <w:r>
+              <w:rPr>
+                <w:rFonts w:ascii="Arial" w:cs="Arial" w:eastAsia="Arial" w:hAnsi="Arial"/>
+                <w:b w:val="false"/>
+                <w:bCs w:val="false"/>
+                <w:color w:val="23366F"/>
+                <w:sz w:val="18"/>
+                <w:szCs w:val="18"/>
+              </w:rPr>
+              <w:t xml:space="preserve">10 de octubre de 2026</w:t>
+            </w:r>
+          </w:p>
+        </w:tc>
+        <w:tc>
+          <w:tcPr>
+            <w:tcW w:type="dxa" w:w="5738"/>
+            <w:tcBorders>
+              <w:top w:val="single" w:color="C9D2DC" w:sz="4"/>
+              <w:left w:val="single" w:color="C9D2DC" w:sz="4"/>
+              <w:bottom w:val="single" w:color="C9D2DC" w:sz="4"/>
+              <w:right w:val="single" w:color="C9D2DC" w:sz="4"/>
+            </w:tcBorders>
+            <w:shd w:fill="F3F5F6" w:color="auto" w:val="clear"/>
+            <w:tcMar>
+              <w:top w:type="dxa" w:w="60"/>
+              <w:left w:type="dxa" w:w="100"/>
+              <w:bottom w:type="dxa" w:w="60"/>
+              <w:right w:type="dxa" w:w="100"/>
+            </w:tcMar>
+          </w:tcPr>
+          <w:p>
+            <w:r>
+              <w:rPr>
+                <w:rFonts w:ascii="Arial" w:cs="Arial" w:eastAsia="Arial" w:hAnsi="Arial"/>
+                <w:b w:val="false"/>
+                <w:bCs w:val="false"/>
+                <w:color w:val="23366F"/>
+                <w:sz w:val="18"/>
+                <w:szCs w:val="18"/>
+              </w:rPr>
+              <w:t xml:space="preserve">Datos para probar dentro del marco del cotizador (el costado es de la promoción) y toques de la paleta secundaria: Cerceta y Durazno</w:t>
             </w:r>
           </w:p>
         </w:tc>

--- a/_entregables/documentacion_general_tecnica_seguros_zurich_bice.docx
+++ b/_entregables/documentacion_general_tecnica_seguros_zurich_bice.docx
@@ -394,7 +394,7 @@
                 <w:sz w:val="18"/>
                 <w:szCs w:val="18"/>
               </w:rPr>
-              <w:t xml:space="preserve">1.5 · 10 de octubre de 2026</w:t>
+              <w:t xml:space="preserve">1.6 · 10 de octubre de 2026</w:t>
             </w:r>
           </w:p>
         </w:tc>
@@ -1069,6 +1069,25 @@
           <w:sz w:val="21"/>
           <w:szCs w:val="21"/>
         </w:rPr>
+        <w:t xml:space="preserve">MatIAs en siniestros: qué hacer y cómo denunciar en auto, hogar, vida, Seguro Colectivo de Vida, SOAP y celular, y «Después de denunciar» (estado del siniestro, liquidador, reparación, auto de reemplazo). Con heridos o peligro da primero los números de emergencia (ambulancia 131, Bomberos 132, Carabineros 133, de gob.cl: la única respuesta que no sale de Zurich, por validar). Vehículo y vida llevan a su denuncia dentro del sitio; hogar, SOAP y celular, al formulario oficial de zurich.cl en otra pestaña.</w:t>
+      </w:r>
+    </w:p>
+    <w:p>
+      <w:pPr>
+        <w:pStyle w:val="ListParagraph"/>
+        <w:numPr>
+          <w:ilvl w:val="0"/>
+          <w:numId w:val="2"/>
+        </w:numPr>
+        <w:spacing w:after="80" w:line="290"/>
+      </w:pPr>
+      <w:r>
+        <w:rPr>
+          <w:rFonts w:ascii="Arial" w:cs="Arial" w:eastAsia="Arial" w:hAnsi="Arial"/>
+          <w:color w:val="23366F"/>
+          <w:sz w:val="21"/>
+          <w:szCs w:val="21"/>
+        </w:rPr>
         <w:t xml:space="preserve">Configuración: visibilidad de cada contenido, dirección del formulario que se carga dentro del sitio, solicitudes recibidas, registro de medición con descarga CSV y lista de pendientes.</w:t>
       </w:r>
     </w:p>
@@ -1217,7 +1236,7 @@
           <w:sz w:val="21"/>
           <w:szCs w:val="21"/>
         </w:rPr>
-        <w:t xml:space="preserve">Validar con Zurich y Banco BICE los 58 pendientes listados en Configuración › Pendientes.</w:t>
+        <w:t xml:space="preserve">Validar con Zurich y Banco BICE los 60 pendientes listados en Configuración › Pendientes.</w:t>
       </w:r>
     </w:p>
     <w:p>
@@ -7238,7 +7257,7 @@
           <w:sz w:val="21"/>
           <w:szCs w:val="21"/>
         </w:rPr>
-        <w:t xml:space="preserve">node _herramientas/verificar.mjs (requiere Playwright con Chromium). Última ejecución: 1.053 comprobaciones correctas, 0 fallas, con las tres compras completas dentro del sitio, las conversaciones de MatIAs y los datos para probar.</w:t>
+        <w:t xml:space="preserve">node _herramientas/verificar.mjs (requiere Playwright con Chromium). Última ejecución: 1.062 comprobaciones correctas, 0 fallas, con las tres compras completas dentro del sitio, las conversaciones de MatIAs y los datos para probar.</w:t>
       </w:r>
     </w:p>
     <w:p>
@@ -8050,7 +8069,7 @@
           <w:sz w:val="21"/>
           <w:szCs w:val="21"/>
         </w:rPr>
-        <w:t xml:space="preserve">Contraste AA verificado en 4.901 textos de todas las páginas y pantallas, también con MatIAs y los datos para probar abiertos.</w:t>
+        <w:t xml:space="preserve">Contraste AA verificado en 4.914 textos de todas las páginas y pantallas, también con MatIAs y los datos para probar abiertos.</w:t>
       </w:r>
     </w:p>
     <w:p>
@@ -10552,6 +10571,131 @@
           </w:p>
         </w:tc>
       </w:tr>
+      <w:tr>
+        <w:trPr>
+          <w:tblHeader w:val="false"/>
+        </w:trPr>
+        <w:tc>
+          <w:tcPr>
+            <w:tcW w:type="dxa" w:w="1300"/>
+            <w:tcBorders>
+              <w:top w:val="single" w:color="C9D2DC" w:sz="4"/>
+              <w:left w:val="single" w:color="C9D2DC" w:sz="4"/>
+              <w:bottom w:val="single" w:color="C9D2DC" w:sz="4"/>
+              <w:right w:val="single" w:color="C9D2DC" w:sz="4"/>
+            </w:tcBorders>
+            <w:tcMar>
+              <w:top w:type="dxa" w:w="60"/>
+              <w:left w:type="dxa" w:w="100"/>
+              <w:bottom w:type="dxa" w:w="60"/>
+              <w:right w:type="dxa" w:w="100"/>
+            </w:tcMar>
+          </w:tcPr>
+          <w:p>
+            <w:r>
+              <w:rPr>
+                <w:rFonts w:ascii="Arial" w:cs="Arial" w:eastAsia="Arial" w:hAnsi="Arial"/>
+                <w:b w:val="false"/>
+                <w:bCs w:val="false"/>
+                <w:color w:val="23366F"/>
+                <w:sz w:val="18"/>
+                <w:szCs w:val="18"/>
+              </w:rPr>
+              <w:t xml:space="preserve">10-10-2026</w:t>
+            </w:r>
+          </w:p>
+        </w:tc>
+        <w:tc>
+          <w:tcPr>
+            <w:tcW w:type="dxa" w:w="1500"/>
+            <w:tcBorders>
+              <w:top w:val="single" w:color="C9D2DC" w:sz="4"/>
+              <w:left w:val="single" w:color="C9D2DC" w:sz="4"/>
+              <w:bottom w:val="single" w:color="C9D2DC" w:sz="4"/>
+              <w:right w:val="single" w:color="C9D2DC" w:sz="4"/>
+            </w:tcBorders>
+            <w:tcMar>
+              <w:top w:type="dxa" w:w="60"/>
+              <w:left w:type="dxa" w:w="100"/>
+              <w:bottom w:type="dxa" w:w="60"/>
+              <w:right w:type="dxa" w:w="100"/>
+            </w:tcMar>
+          </w:tcPr>
+          <w:p>
+            <w:r>
+              <w:rPr>
+                <w:rFonts w:ascii="Arial" w:cs="Arial" w:eastAsia="Arial" w:hAnsi="Arial"/>
+                <w:b w:val="false"/>
+                <w:bCs w:val="false"/>
+                <w:color w:val="23366F"/>
+                <w:sz w:val="18"/>
+                <w:szCs w:val="18"/>
+              </w:rPr>
+              <w:t xml:space="preserve">Claude Code</w:t>
+            </w:r>
+          </w:p>
+        </w:tc>
+        <w:tc>
+          <w:tcPr>
+            <w:tcW w:type="dxa" w:w="3500"/>
+            <w:tcBorders>
+              <w:top w:val="single" w:color="C9D2DC" w:sz="4"/>
+              <w:left w:val="single" w:color="C9D2DC" w:sz="4"/>
+              <w:bottom w:val="single" w:color="C9D2DC" w:sz="4"/>
+              <w:right w:val="single" w:color="C9D2DC" w:sz="4"/>
+            </w:tcBorders>
+            <w:tcMar>
+              <w:top w:type="dxa" w:w="60"/>
+              <w:left w:type="dxa" w:w="100"/>
+              <w:bottom w:type="dxa" w:w="60"/>
+              <w:right w:type="dxa" w:w="100"/>
+            </w:tcMar>
+          </w:tcPr>
+          <w:p>
+            <w:r>
+              <w:rPr>
+                <w:rFonts w:ascii="Arial" w:cs="Arial" w:eastAsia="Arial" w:hAnsi="Arial"/>
+                <w:b w:val="false"/>
+                <w:bCs w:val="false"/>
+                <w:color w:val="23366F"/>
+                <w:sz w:val="18"/>
+                <w:szCs w:val="18"/>
+              </w:rPr>
+              <w:t xml:space="preserve">¿MatIAs orienta en siniestros? Sumar las tres mejoras propuestas, «en todas las que puedas»</w:t>
+            </w:r>
+          </w:p>
+        </w:tc>
+        <w:tc>
+          <w:tcPr>
+            <w:tcW w:type="dxa" w:w="3338"/>
+            <w:tcBorders>
+              <w:top w:val="single" w:color="C9D2DC" w:sz="4"/>
+              <w:left w:val="single" w:color="C9D2DC" w:sz="4"/>
+              <w:bottom w:val="single" w:color="C9D2DC" w:sz="4"/>
+              <w:right w:val="single" w:color="C9D2DC" w:sz="4"/>
+            </w:tcBorders>
+            <w:tcMar>
+              <w:top w:type="dxa" w:w="60"/>
+              <w:left w:type="dxa" w:w="100"/>
+              <w:bottom w:type="dxa" w:w="60"/>
+              <w:right w:type="dxa" w:w="100"/>
+            </w:tcMar>
+          </w:tcPr>
+          <w:p>
+            <w:r>
+              <w:rPr>
+                <w:rFonts w:ascii="Arial" w:cs="Arial" w:eastAsia="Arial" w:hAnsi="Arial"/>
+                <w:b w:val="false"/>
+                <w:bCs w:val="false"/>
+                <w:color w:val="23366F"/>
+                <w:sz w:val="18"/>
+                <w:szCs w:val="18"/>
+              </w:rPr>
+              <w:t xml:space="preserve">Números de emergencia primero (gob.cl, por validar con Zurich), formularios oficiales de hogar, SOAP y celular, tema «Después de denunciar» y dos preguntas nuevas; 1.062 comprobaciones, 0 fallas</w:t>
+            </w:r>
+          </w:p>
+        </w:tc>
+      </w:tr>
     </w:tbl>
     <w:p>
       <w:pPr>
@@ -10624,7 +10768,7 @@
           <w:sz w:val="21"/>
           <w:szCs w:val="21"/>
         </w:rPr>
-        <w:t xml:space="preserve">Pendientes: 58 definiciones antes de producción (Configuración › Pendientes). Las principales: autenticación definitiva, dirección del formulario oficial de tres cotizadores (hoy cargan los de demostración), qué planes de Hogar se contratan en línea, reglas de designación de beneficiarios y funcionamiento de cada herramienta dentro del marco (sesión, Safari, pasarela de pago), herramienta de analítica, textos legales, canales de Banco BICE, nombres oficiales (Protección Urgencias, Oncológico Familiar Directo, Mi Vida + Salud), destino de denuncia de vida y de reembolso, vigencia de promociones.</w:t>
+        <w:t xml:space="preserve">Pendientes: 60 definiciones antes de producción (Configuración › Pendientes). Las principales: autenticación definitiva, dirección del formulario oficial de tres cotizadores (hoy cargan los de demostración), qué planes de Hogar se contratan en línea, reglas de designación de beneficiarios y funcionamiento de cada herramienta dentro del marco (sesión, Safari, pasarela de pago), herramienta de analítica, textos legales, canales de Banco BICE, nombres oficiales (Protección Urgencias, Oncológico Familiar Directo, Mi Vida + Salud), destino de denuncia de vida y de reembolso, vigencia de promociones.</w:t>
       </w:r>
     </w:p>
     <w:p>
@@ -11334,6 +11478,101 @@
                 <w:szCs w:val="18"/>
               </w:rPr>
               <w:t xml:space="preserve">Datos para probar dentro del marco del cotizador (el costado es de la promoción) y toques de la paleta secundaria: Cerceta y Durazno</w:t>
+            </w:r>
+          </w:p>
+        </w:tc>
+      </w:tr>
+      <w:tr>
+        <w:trPr>
+          <w:tblHeader w:val="false"/>
+        </w:trPr>
+        <w:tc>
+          <w:tcPr>
+            <w:tcW w:type="dxa" w:w="1300"/>
+            <w:tcBorders>
+              <w:top w:val="single" w:color="C9D2DC" w:sz="4"/>
+              <w:left w:val="single" w:color="C9D2DC" w:sz="4"/>
+              <w:bottom w:val="single" w:color="C9D2DC" w:sz="4"/>
+              <w:right w:val="single" w:color="C9D2DC" w:sz="4"/>
+            </w:tcBorders>
+            <w:tcMar>
+              <w:top w:type="dxa" w:w="60"/>
+              <w:left w:type="dxa" w:w="100"/>
+              <w:bottom w:type="dxa" w:w="60"/>
+              <w:right w:type="dxa" w:w="100"/>
+            </w:tcMar>
+          </w:tcPr>
+          <w:p>
+            <w:r>
+              <w:rPr>
+                <w:rFonts w:ascii="Arial" w:cs="Arial" w:eastAsia="Arial" w:hAnsi="Arial"/>
+                <w:b w:val="false"/>
+                <w:bCs w:val="false"/>
+                <w:color w:val="23366F"/>
+                <w:sz w:val="18"/>
+                <w:szCs w:val="18"/>
+              </w:rPr>
+              <w:t xml:space="preserve">1.6</w:t>
+            </w:r>
+          </w:p>
+        </w:tc>
+        <w:tc>
+          <w:tcPr>
+            <w:tcW w:type="dxa" w:w="2600"/>
+            <w:tcBorders>
+              <w:top w:val="single" w:color="C9D2DC" w:sz="4"/>
+              <w:left w:val="single" w:color="C9D2DC" w:sz="4"/>
+              <w:bottom w:val="single" w:color="C9D2DC" w:sz="4"/>
+              <w:right w:val="single" w:color="C9D2DC" w:sz="4"/>
+            </w:tcBorders>
+            <w:tcMar>
+              <w:top w:type="dxa" w:w="60"/>
+              <w:left w:type="dxa" w:w="100"/>
+              <w:bottom w:type="dxa" w:w="60"/>
+              <w:right w:type="dxa" w:w="100"/>
+            </w:tcMar>
+          </w:tcPr>
+          <w:p>
+            <w:r>
+              <w:rPr>
+                <w:rFonts w:ascii="Arial" w:cs="Arial" w:eastAsia="Arial" w:hAnsi="Arial"/>
+                <w:b w:val="false"/>
+                <w:bCs w:val="false"/>
+                <w:color w:val="23366F"/>
+                <w:sz w:val="18"/>
+                <w:szCs w:val="18"/>
+              </w:rPr>
+              <w:t xml:space="preserve">10 de octubre de 2026</w:t>
+            </w:r>
+          </w:p>
+        </w:tc>
+        <w:tc>
+          <w:tcPr>
+            <w:tcW w:type="dxa" w:w="5738"/>
+            <w:tcBorders>
+              <w:top w:val="single" w:color="C9D2DC" w:sz="4"/>
+              <w:left w:val="single" w:color="C9D2DC" w:sz="4"/>
+              <w:bottom w:val="single" w:color="C9D2DC" w:sz="4"/>
+              <w:right w:val="single" w:color="C9D2DC" w:sz="4"/>
+            </w:tcBorders>
+            <w:tcMar>
+              <w:top w:type="dxa" w:w="60"/>
+              <w:left w:type="dxa" w:w="100"/>
+              <w:bottom w:type="dxa" w:w="60"/>
+              <w:right w:type="dxa" w:w="100"/>
+            </w:tcMar>
+          </w:tcPr>
+          <w:p>
+            <w:r>
+              <w:rPr>
+                <w:rFonts w:ascii="Arial" w:cs="Arial" w:eastAsia="Arial" w:hAnsi="Arial"/>
+                <w:b w:val="false"/>
+                <w:bCs w:val="false"/>
+                <w:color w:val="23366F"/>
+                <w:sz w:val="18"/>
+                <w:szCs w:val="18"/>
+              </w:rPr>
+              <w:t xml:space="preserve">MatIAs en siniestros: números de emergencia primero, formularios oficiales de denuncia de hogar, SOAP y celular, y «Después de denunciar»</w:t>
             </w:r>
           </w:p>
         </w:tc>
